--- a/templates/template_rb_contract.docx
+++ b/templates/template_rb_contract.docx
@@ -7,15 +7,16 @@
         <w:jc w:val="both"/>
         <w:rPr>
           <w:rFonts w:ascii="Times New Roman" w:hAnsi="Times New Roman" w:cs="Times New Roman"/>
-          <w:sz w:val="28"/>
-          <w:szCs w:val="28"/>
-        </w:rPr>
-      </w:pPr>
-      <w:r>
-        <w:rPr>
-          <w:rFonts w:ascii="Times New Roman" w:hAnsi="Times New Roman" w:cs="Times New Roman"/>
-          <w:sz w:val="28"/>
-          <w:szCs w:val="28"/>
+          <w:sz w:val="26"/>
+          <w:szCs w:val="26"/>
+        </w:rPr>
+      </w:pPr>
+      <w:bookmarkStart w:id="0" w:name="_GoBack"/>
+      <w:r>
+        <w:rPr>
+          <w:rFonts w:ascii="Times New Roman" w:hAnsi="Times New Roman" w:cs="Times New Roman"/>
+          <w:sz w:val="26"/>
+          <w:szCs w:val="26"/>
         </w:rPr>
         <w:t>ТРУДОВОЙ ДОГОВОР (КОНТРАКТ) № ____</w:t>
       </w:r>
@@ -25,25 +26,25 @@
         <w:jc w:val="both"/>
         <w:rPr>
           <w:rFonts w:ascii="Times New Roman" w:hAnsi="Times New Roman" w:cs="Times New Roman"/>
-          <w:sz w:val="28"/>
-          <w:szCs w:val="28"/>
-        </w:rPr>
-      </w:pPr>
-    </w:p>
-    <w:p>
-      <w:pPr>
-        <w:jc w:val="both"/>
-        <w:rPr>
-          <w:rFonts w:ascii="Times New Roman" w:hAnsi="Times New Roman" w:cs="Times New Roman"/>
-          <w:sz w:val="28"/>
-          <w:szCs w:val="28"/>
-        </w:rPr>
-      </w:pPr>
-      <w:r>
-        <w:rPr>
-          <w:rFonts w:ascii="Times New Roman" w:hAnsi="Times New Roman" w:cs="Times New Roman"/>
-          <w:sz w:val="28"/>
-          <w:szCs w:val="28"/>
+          <w:sz w:val="26"/>
+          <w:szCs w:val="26"/>
+        </w:rPr>
+      </w:pPr>
+    </w:p>
+    <w:p>
+      <w:pPr>
+        <w:jc w:val="both"/>
+        <w:rPr>
+          <w:rFonts w:ascii="Times New Roman" w:hAnsi="Times New Roman" w:cs="Times New Roman"/>
+          <w:sz w:val="26"/>
+          <w:szCs w:val="26"/>
+        </w:rPr>
+      </w:pPr>
+      <w:r>
+        <w:rPr>
+          <w:rFonts w:ascii="Times New Roman" w:hAnsi="Times New Roman" w:cs="Times New Roman"/>
+          <w:sz w:val="26"/>
+          <w:szCs w:val="26"/>
         </w:rPr>
         <w:t>{{</w:t>
       </w:r>
@@ -51,8 +52,8 @@
       <w:r>
         <w:rPr>
           <w:rFonts w:ascii="Times New Roman" w:hAnsi="Times New Roman" w:cs="Times New Roman"/>
-          <w:sz w:val="28"/>
-          <w:szCs w:val="28"/>
+          <w:sz w:val="26"/>
+          <w:szCs w:val="26"/>
         </w:rPr>
         <w:t>gorod</w:t>
       </w:r>
@@ -60,8 +61,8 @@
       <w:r>
         <w:rPr>
           <w:rFonts w:ascii="Times New Roman" w:hAnsi="Times New Roman" w:cs="Times New Roman"/>
-          <w:sz w:val="28"/>
-          <w:szCs w:val="28"/>
+          <w:sz w:val="26"/>
+          <w:szCs w:val="26"/>
         </w:rPr>
         <w:t>}}                                                       {{</w:t>
       </w:r>
@@ -69,8 +70,8 @@
       <w:r>
         <w:rPr>
           <w:rFonts w:ascii="Times New Roman" w:hAnsi="Times New Roman" w:cs="Times New Roman"/>
-          <w:sz w:val="28"/>
-          <w:szCs w:val="28"/>
+          <w:sz w:val="26"/>
+          <w:szCs w:val="26"/>
         </w:rPr>
         <w:t>data_podpisania</w:t>
       </w:r>
@@ -78,8 +79,8 @@
       <w:r>
         <w:rPr>
           <w:rFonts w:ascii="Times New Roman" w:hAnsi="Times New Roman" w:cs="Times New Roman"/>
-          <w:sz w:val="28"/>
-          <w:szCs w:val="28"/>
+          <w:sz w:val="26"/>
+          <w:szCs w:val="26"/>
         </w:rPr>
         <w:t>}}</w:t>
       </w:r>
@@ -89,25 +90,25 @@
         <w:jc w:val="both"/>
         <w:rPr>
           <w:rFonts w:ascii="Times New Roman" w:hAnsi="Times New Roman" w:cs="Times New Roman"/>
-          <w:sz w:val="28"/>
-          <w:szCs w:val="28"/>
-        </w:rPr>
-      </w:pPr>
-    </w:p>
-    <w:p>
-      <w:pPr>
-        <w:jc w:val="both"/>
-        <w:rPr>
-          <w:rFonts w:ascii="Times New Roman" w:hAnsi="Times New Roman" w:cs="Times New Roman"/>
-          <w:sz w:val="28"/>
-          <w:szCs w:val="28"/>
-        </w:rPr>
-      </w:pPr>
-      <w:r>
-        <w:rPr>
-          <w:rFonts w:ascii="Times New Roman" w:hAnsi="Times New Roman" w:cs="Times New Roman"/>
-          <w:sz w:val="28"/>
-          <w:szCs w:val="28"/>
+          <w:sz w:val="26"/>
+          <w:szCs w:val="26"/>
+        </w:rPr>
+      </w:pPr>
+    </w:p>
+    <w:p>
+      <w:pPr>
+        <w:jc w:val="both"/>
+        <w:rPr>
+          <w:rFonts w:ascii="Times New Roman" w:hAnsi="Times New Roman" w:cs="Times New Roman"/>
+          <w:sz w:val="26"/>
+          <w:szCs w:val="26"/>
+        </w:rPr>
+      </w:pPr>
+      <w:r>
+        <w:rPr>
+          <w:rFonts w:ascii="Times New Roman" w:hAnsi="Times New Roman" w:cs="Times New Roman"/>
+          <w:sz w:val="26"/>
+          <w:szCs w:val="26"/>
         </w:rPr>
         <w:t>Общество с ограниченной ответственностью «ВИТАРМИКО», в лице директора Шевякова Константина Андреевича, действующего на основании Устава (далее — Наниматель), с одной стороны, и {{</w:t>
       </w:r>
@@ -115,8 +116,8 @@
       <w:r>
         <w:rPr>
           <w:rFonts w:ascii="Times New Roman" w:hAnsi="Times New Roman" w:cs="Times New Roman"/>
-          <w:sz w:val="28"/>
-          <w:szCs w:val="28"/>
+          <w:sz w:val="26"/>
+          <w:szCs w:val="26"/>
         </w:rPr>
         <w:t>grazhdanstvo</w:t>
       </w:r>
@@ -124,8 +125,8 @@
       <w:r>
         <w:rPr>
           <w:rFonts w:ascii="Times New Roman" w:hAnsi="Times New Roman" w:cs="Times New Roman"/>
-          <w:sz w:val="28"/>
-          <w:szCs w:val="28"/>
+          <w:sz w:val="26"/>
+          <w:szCs w:val="26"/>
         </w:rPr>
         <w:t>}} {{</w:t>
       </w:r>
@@ -133,8 +134,8 @@
       <w:r>
         <w:rPr>
           <w:rFonts w:ascii="Times New Roman" w:hAnsi="Times New Roman" w:cs="Times New Roman"/>
-          <w:sz w:val="28"/>
-          <w:szCs w:val="28"/>
+          <w:sz w:val="26"/>
+          <w:szCs w:val="26"/>
         </w:rPr>
         <w:t>FIO_rabotnika</w:t>
       </w:r>
@@ -142,8 +143,8 @@
       <w:r>
         <w:rPr>
           <w:rFonts w:ascii="Times New Roman" w:hAnsi="Times New Roman" w:cs="Times New Roman"/>
-          <w:sz w:val="28"/>
-          <w:szCs w:val="28"/>
+          <w:sz w:val="26"/>
+          <w:szCs w:val="26"/>
         </w:rPr>
         <w:t>}}, {{</w:t>
       </w:r>
@@ -151,8 +152,8 @@
       <w:r>
         <w:rPr>
           <w:rFonts w:ascii="Times New Roman" w:hAnsi="Times New Roman" w:cs="Times New Roman"/>
-          <w:sz w:val="28"/>
-          <w:szCs w:val="28"/>
+          <w:sz w:val="26"/>
+          <w:szCs w:val="26"/>
         </w:rPr>
         <w:t>data_rozhdenia</w:t>
       </w:r>
@@ -160,8 +161,8 @@
       <w:r>
         <w:rPr>
           <w:rFonts w:ascii="Times New Roman" w:hAnsi="Times New Roman" w:cs="Times New Roman"/>
-          <w:sz w:val="28"/>
-          <w:szCs w:val="28"/>
+          <w:sz w:val="26"/>
+          <w:szCs w:val="26"/>
         </w:rPr>
         <w:t>}}, паспорт {{</w:t>
       </w:r>
@@ -169,8 +170,8 @@
       <w:r>
         <w:rPr>
           <w:rFonts w:ascii="Times New Roman" w:hAnsi="Times New Roman" w:cs="Times New Roman"/>
-          <w:sz w:val="28"/>
-          <w:szCs w:val="28"/>
+          <w:sz w:val="26"/>
+          <w:szCs w:val="26"/>
         </w:rPr>
         <w:t>seria_pasporta</w:t>
       </w:r>
@@ -178,8 +179,8 @@
       <w:r>
         <w:rPr>
           <w:rFonts w:ascii="Times New Roman" w:hAnsi="Times New Roman" w:cs="Times New Roman"/>
-          <w:sz w:val="28"/>
-          <w:szCs w:val="28"/>
+          <w:sz w:val="26"/>
+          <w:szCs w:val="26"/>
         </w:rPr>
         <w:t>}} № {{</w:t>
       </w:r>
@@ -187,8 +188,8 @@
       <w:r>
         <w:rPr>
           <w:rFonts w:ascii="Times New Roman" w:hAnsi="Times New Roman" w:cs="Times New Roman"/>
-          <w:sz w:val="28"/>
-          <w:szCs w:val="28"/>
+          <w:sz w:val="26"/>
+          <w:szCs w:val="26"/>
         </w:rPr>
         <w:t>nomer_pasporta</w:t>
       </w:r>
@@ -196,8 +197,8 @@
       <w:r>
         <w:rPr>
           <w:rFonts w:ascii="Times New Roman" w:hAnsi="Times New Roman" w:cs="Times New Roman"/>
-          <w:sz w:val="28"/>
-          <w:szCs w:val="28"/>
+          <w:sz w:val="26"/>
+          <w:szCs w:val="26"/>
         </w:rPr>
         <w:t>}}, выдан {{</w:t>
       </w:r>
@@ -205,8 +206,8 @@
       <w:r>
         <w:rPr>
           <w:rFonts w:ascii="Times New Roman" w:hAnsi="Times New Roman" w:cs="Times New Roman"/>
-          <w:sz w:val="28"/>
-          <w:szCs w:val="28"/>
+          <w:sz w:val="26"/>
+          <w:szCs w:val="26"/>
         </w:rPr>
         <w:t>kem_vydan</w:t>
       </w:r>
@@ -214,8 +215,8 @@
       <w:r>
         <w:rPr>
           <w:rFonts w:ascii="Times New Roman" w:hAnsi="Times New Roman" w:cs="Times New Roman"/>
-          <w:sz w:val="28"/>
-          <w:szCs w:val="28"/>
+          <w:sz w:val="26"/>
+          <w:szCs w:val="26"/>
         </w:rPr>
         <w:t>}}, зарегистрированны</w:t>
       </w:r>
@@ -223,8 +224,8 @@
       <w:r>
         <w:rPr>
           <w:rFonts w:ascii="Times New Roman" w:hAnsi="Times New Roman" w:cs="Times New Roman"/>
-          <w:sz w:val="28"/>
-          <w:szCs w:val="28"/>
+          <w:sz w:val="26"/>
+          <w:szCs w:val="26"/>
         </w:rPr>
         <w:t>й(</w:t>
       </w:r>
@@ -233,8 +234,8 @@
       <w:r>
         <w:rPr>
           <w:rFonts w:ascii="Times New Roman" w:hAnsi="Times New Roman" w:cs="Times New Roman"/>
-          <w:sz w:val="28"/>
-          <w:szCs w:val="28"/>
+          <w:sz w:val="26"/>
+          <w:szCs w:val="26"/>
         </w:rPr>
         <w:t>ая</w:t>
       </w:r>
@@ -242,8 +243,8 @@
       <w:r>
         <w:rPr>
           <w:rFonts w:ascii="Times New Roman" w:hAnsi="Times New Roman" w:cs="Times New Roman"/>
-          <w:sz w:val="28"/>
-          <w:szCs w:val="28"/>
+          <w:sz w:val="26"/>
+          <w:szCs w:val="26"/>
         </w:rPr>
         <w:t>) по адресу: {{</w:t>
       </w:r>
@@ -251,8 +252,8 @@
       <w:r>
         <w:rPr>
           <w:rFonts w:ascii="Times New Roman" w:hAnsi="Times New Roman" w:cs="Times New Roman"/>
-          <w:sz w:val="28"/>
-          <w:szCs w:val="28"/>
+          <w:sz w:val="26"/>
+          <w:szCs w:val="26"/>
         </w:rPr>
         <w:t>adres_propiski</w:t>
       </w:r>
@@ -260,8 +261,8 @@
       <w:r>
         <w:rPr>
           <w:rFonts w:ascii="Times New Roman" w:hAnsi="Times New Roman" w:cs="Times New Roman"/>
-          <w:sz w:val="28"/>
-          <w:szCs w:val="28"/>
+          <w:sz w:val="26"/>
+          <w:szCs w:val="26"/>
         </w:rPr>
         <w:t>}}, проживающий(</w:t>
       </w:r>
@@ -269,8 +270,8 @@
       <w:r>
         <w:rPr>
           <w:rFonts w:ascii="Times New Roman" w:hAnsi="Times New Roman" w:cs="Times New Roman"/>
-          <w:sz w:val="28"/>
-          <w:szCs w:val="28"/>
+          <w:sz w:val="26"/>
+          <w:szCs w:val="26"/>
         </w:rPr>
         <w:t>ая</w:t>
       </w:r>
@@ -278,8 +279,8 @@
       <w:r>
         <w:rPr>
           <w:rFonts w:ascii="Times New Roman" w:hAnsi="Times New Roman" w:cs="Times New Roman"/>
-          <w:sz w:val="28"/>
-          <w:szCs w:val="28"/>
+          <w:sz w:val="26"/>
+          <w:szCs w:val="26"/>
         </w:rPr>
         <w:t>) по адресу: {{</w:t>
       </w:r>
@@ -287,8 +288,8 @@
       <w:r>
         <w:rPr>
           <w:rFonts w:ascii="Times New Roman" w:hAnsi="Times New Roman" w:cs="Times New Roman"/>
-          <w:sz w:val="28"/>
-          <w:szCs w:val="28"/>
+          <w:sz w:val="26"/>
+          <w:szCs w:val="26"/>
         </w:rPr>
         <w:t>adres_prozhivania</w:t>
       </w:r>
@@ -296,8 +297,8 @@
       <w:r>
         <w:rPr>
           <w:rFonts w:ascii="Times New Roman" w:hAnsi="Times New Roman" w:cs="Times New Roman"/>
-          <w:sz w:val="28"/>
-          <w:szCs w:val="28"/>
+          <w:sz w:val="26"/>
+          <w:szCs w:val="26"/>
         </w:rPr>
         <w:t>}} (далее — Работник), с другой стороны, заключили настоящий контракт о нижеследующем.</w:t>
       </w:r>
@@ -307,25 +308,25 @@
         <w:jc w:val="both"/>
         <w:rPr>
           <w:rFonts w:ascii="Times New Roman" w:hAnsi="Times New Roman" w:cs="Times New Roman"/>
-          <w:sz w:val="28"/>
-          <w:szCs w:val="28"/>
-        </w:rPr>
-      </w:pPr>
-    </w:p>
-    <w:p>
-      <w:pPr>
-        <w:jc w:val="both"/>
-        <w:rPr>
-          <w:rFonts w:ascii="Times New Roman" w:hAnsi="Times New Roman" w:cs="Times New Roman"/>
-          <w:sz w:val="28"/>
-          <w:szCs w:val="28"/>
-        </w:rPr>
-      </w:pPr>
-      <w:r>
-        <w:rPr>
-          <w:rFonts w:ascii="Times New Roman" w:hAnsi="Times New Roman" w:cs="Times New Roman"/>
-          <w:sz w:val="28"/>
-          <w:szCs w:val="28"/>
+          <w:sz w:val="26"/>
+          <w:szCs w:val="26"/>
+        </w:rPr>
+      </w:pPr>
+    </w:p>
+    <w:p>
+      <w:pPr>
+        <w:jc w:val="both"/>
+        <w:rPr>
+          <w:rFonts w:ascii="Times New Roman" w:hAnsi="Times New Roman" w:cs="Times New Roman"/>
+          <w:sz w:val="26"/>
+          <w:szCs w:val="26"/>
+        </w:rPr>
+      </w:pPr>
+      <w:r>
+        <w:rPr>
+          <w:rFonts w:ascii="Times New Roman" w:hAnsi="Times New Roman" w:cs="Times New Roman"/>
+          <w:sz w:val="26"/>
+          <w:szCs w:val="26"/>
         </w:rPr>
         <w:t>1. ОБЩИЕ ПОЛОЖЕНИЯ</w:t>
       </w:r>
@@ -335,15 +336,15 @@
         <w:jc w:val="both"/>
         <w:rPr>
           <w:rFonts w:ascii="Times New Roman" w:hAnsi="Times New Roman" w:cs="Times New Roman"/>
-          <w:sz w:val="28"/>
-          <w:szCs w:val="28"/>
-        </w:rPr>
-      </w:pPr>
-      <w:r>
-        <w:rPr>
-          <w:rFonts w:ascii="Times New Roman" w:hAnsi="Times New Roman" w:cs="Times New Roman"/>
-          <w:sz w:val="28"/>
-          <w:szCs w:val="28"/>
+          <w:sz w:val="26"/>
+          <w:szCs w:val="26"/>
+        </w:rPr>
+      </w:pPr>
+      <w:r>
+        <w:rPr>
+          <w:rFonts w:ascii="Times New Roman" w:hAnsi="Times New Roman" w:cs="Times New Roman"/>
+          <w:sz w:val="26"/>
+          <w:szCs w:val="26"/>
         </w:rPr>
         <w:t>1.1. Наниматель принимает Работника на работу в ООО «ВИТАРМИКО» на должность {{</w:t>
       </w:r>
@@ -351,8 +352,8 @@
       <w:r>
         <w:rPr>
           <w:rFonts w:ascii="Times New Roman" w:hAnsi="Times New Roman" w:cs="Times New Roman"/>
-          <w:sz w:val="28"/>
-          <w:szCs w:val="28"/>
+          <w:sz w:val="26"/>
+          <w:szCs w:val="26"/>
         </w:rPr>
         <w:t>dolzhnost</w:t>
       </w:r>
@@ -360,8 +361,8 @@
       <w:r>
         <w:rPr>
           <w:rFonts w:ascii="Times New Roman" w:hAnsi="Times New Roman" w:cs="Times New Roman"/>
-          <w:sz w:val="28"/>
-          <w:szCs w:val="28"/>
+          <w:sz w:val="26"/>
+          <w:szCs w:val="26"/>
         </w:rPr>
         <w:t>}}, {{</w:t>
       </w:r>
@@ -369,8 +370,8 @@
       <w:r>
         <w:rPr>
           <w:rFonts w:ascii="Times New Roman" w:hAnsi="Times New Roman" w:cs="Times New Roman"/>
-          <w:sz w:val="28"/>
-          <w:szCs w:val="28"/>
+          <w:sz w:val="26"/>
+          <w:szCs w:val="26"/>
         </w:rPr>
         <w:t>tip_zanyatosti</w:t>
       </w:r>
@@ -378,8 +379,8 @@
       <w:r>
         <w:rPr>
           <w:rFonts w:ascii="Times New Roman" w:hAnsi="Times New Roman" w:cs="Times New Roman"/>
-          <w:sz w:val="28"/>
-          <w:szCs w:val="28"/>
+          <w:sz w:val="26"/>
+          <w:szCs w:val="26"/>
         </w:rPr>
         <w:t>}}, на {{</w:t>
       </w:r>
@@ -387,8 +388,8 @@
       <w:r>
         <w:rPr>
           <w:rFonts w:ascii="Times New Roman" w:hAnsi="Times New Roman" w:cs="Times New Roman"/>
-          <w:sz w:val="28"/>
-          <w:szCs w:val="28"/>
+          <w:sz w:val="26"/>
+          <w:szCs w:val="26"/>
         </w:rPr>
         <w:t>stavka</w:t>
       </w:r>
@@ -396,8 +397,8 @@
       <w:r>
         <w:rPr>
           <w:rFonts w:ascii="Times New Roman" w:hAnsi="Times New Roman" w:cs="Times New Roman"/>
-          <w:sz w:val="28"/>
-          <w:szCs w:val="28"/>
+          <w:sz w:val="26"/>
+          <w:szCs w:val="26"/>
         </w:rPr>
         <w:t>}} ставки.</w:t>
       </w:r>
@@ -407,15 +408,15 @@
         <w:jc w:val="both"/>
         <w:rPr>
           <w:rFonts w:ascii="Times New Roman" w:hAnsi="Times New Roman" w:cs="Times New Roman"/>
-          <w:sz w:val="28"/>
-          <w:szCs w:val="28"/>
-        </w:rPr>
-      </w:pPr>
-      <w:r>
-        <w:rPr>
-          <w:rFonts w:ascii="Times New Roman" w:hAnsi="Times New Roman" w:cs="Times New Roman"/>
-          <w:sz w:val="28"/>
-          <w:szCs w:val="28"/>
+          <w:sz w:val="26"/>
+          <w:szCs w:val="26"/>
+        </w:rPr>
+      </w:pPr>
+      <w:r>
+        <w:rPr>
+          <w:rFonts w:ascii="Times New Roman" w:hAnsi="Times New Roman" w:cs="Times New Roman"/>
+          <w:sz w:val="26"/>
+          <w:szCs w:val="26"/>
         </w:rPr>
         <w:t>1.2. Место работы: {{</w:t>
       </w:r>
@@ -423,8 +424,8 @@
       <w:r>
         <w:rPr>
           <w:rFonts w:ascii="Times New Roman" w:hAnsi="Times New Roman" w:cs="Times New Roman"/>
-          <w:sz w:val="28"/>
-          <w:szCs w:val="28"/>
+          <w:sz w:val="26"/>
+          <w:szCs w:val="26"/>
         </w:rPr>
         <w:t>mesto_raboty</w:t>
       </w:r>
@@ -432,8 +433,8 @@
       <w:r>
         <w:rPr>
           <w:rFonts w:ascii="Times New Roman" w:hAnsi="Times New Roman" w:cs="Times New Roman"/>
-          <w:sz w:val="28"/>
-          <w:szCs w:val="28"/>
+          <w:sz w:val="26"/>
+          <w:szCs w:val="26"/>
         </w:rPr>
         <w:t>}}.</w:t>
       </w:r>
@@ -443,15 +444,15 @@
         <w:jc w:val="both"/>
         <w:rPr>
           <w:rFonts w:ascii="Times New Roman" w:hAnsi="Times New Roman" w:cs="Times New Roman"/>
-          <w:sz w:val="28"/>
-          <w:szCs w:val="28"/>
-        </w:rPr>
-      </w:pPr>
-      <w:r>
-        <w:rPr>
-          <w:rFonts w:ascii="Times New Roman" w:hAnsi="Times New Roman" w:cs="Times New Roman"/>
-          <w:sz w:val="28"/>
-          <w:szCs w:val="28"/>
+          <w:sz w:val="26"/>
+          <w:szCs w:val="26"/>
+        </w:rPr>
+      </w:pPr>
+      <w:r>
+        <w:rPr>
+          <w:rFonts w:ascii="Times New Roman" w:hAnsi="Times New Roman" w:cs="Times New Roman"/>
+          <w:sz w:val="26"/>
+          <w:szCs w:val="26"/>
         </w:rPr>
         <w:t>1.3. Настоящий контракт заключен на срок с {{</w:t>
       </w:r>
@@ -459,8 +460,8 @@
       <w:r>
         <w:rPr>
           <w:rFonts w:ascii="Times New Roman" w:hAnsi="Times New Roman" w:cs="Times New Roman"/>
-          <w:sz w:val="28"/>
-          <w:szCs w:val="28"/>
+          <w:sz w:val="26"/>
+          <w:szCs w:val="26"/>
         </w:rPr>
         <w:t>data_nachala</w:t>
       </w:r>
@@ -468,8 +469,8 @@
       <w:r>
         <w:rPr>
           <w:rFonts w:ascii="Times New Roman" w:hAnsi="Times New Roman" w:cs="Times New Roman"/>
-          <w:sz w:val="28"/>
-          <w:szCs w:val="28"/>
+          <w:sz w:val="26"/>
+          <w:szCs w:val="26"/>
         </w:rPr>
         <w:t>}} по {{</w:t>
       </w:r>
@@ -477,8 +478,8 @@
       <w:r>
         <w:rPr>
           <w:rFonts w:ascii="Times New Roman" w:hAnsi="Times New Roman" w:cs="Times New Roman"/>
-          <w:sz w:val="28"/>
-          <w:szCs w:val="28"/>
+          <w:sz w:val="26"/>
+          <w:szCs w:val="26"/>
         </w:rPr>
         <w:t>data_okonchania</w:t>
       </w:r>
@@ -486,8 +487,8 @@
       <w:r>
         <w:rPr>
           <w:rFonts w:ascii="Times New Roman" w:hAnsi="Times New Roman" w:cs="Times New Roman"/>
-          <w:sz w:val="28"/>
-          <w:szCs w:val="28"/>
+          <w:sz w:val="26"/>
+          <w:szCs w:val="26"/>
         </w:rPr>
         <w:t>}}.</w:t>
       </w:r>
@@ -497,15 +498,15 @@
         <w:jc w:val="both"/>
         <w:rPr>
           <w:rFonts w:ascii="Times New Roman" w:hAnsi="Times New Roman" w:cs="Times New Roman"/>
-          <w:sz w:val="28"/>
-          <w:szCs w:val="28"/>
-        </w:rPr>
-      </w:pPr>
-      <w:r>
-        <w:rPr>
-          <w:rFonts w:ascii="Times New Roman" w:hAnsi="Times New Roman" w:cs="Times New Roman"/>
-          <w:sz w:val="28"/>
-          <w:szCs w:val="28"/>
+          <w:sz w:val="26"/>
+          <w:szCs w:val="26"/>
+        </w:rPr>
+      </w:pPr>
+      <w:r>
+        <w:rPr>
+          <w:rFonts w:ascii="Times New Roman" w:hAnsi="Times New Roman" w:cs="Times New Roman"/>
+          <w:sz w:val="26"/>
+          <w:szCs w:val="26"/>
         </w:rPr>
         <w:t>1.4. Испытательный срок: {{</w:t>
       </w:r>
@@ -513,8 +514,8 @@
       <w:r>
         <w:rPr>
           <w:rFonts w:ascii="Times New Roman" w:hAnsi="Times New Roman" w:cs="Times New Roman"/>
-          <w:sz w:val="28"/>
-          <w:szCs w:val="28"/>
+          <w:sz w:val="26"/>
+          <w:szCs w:val="26"/>
         </w:rPr>
         <w:t>ispytatelny_srok</w:t>
       </w:r>
@@ -522,8 +523,8 @@
       <w:r>
         <w:rPr>
           <w:rFonts w:ascii="Times New Roman" w:hAnsi="Times New Roman" w:cs="Times New Roman"/>
-          <w:sz w:val="28"/>
-          <w:szCs w:val="28"/>
+          <w:sz w:val="26"/>
+          <w:szCs w:val="26"/>
         </w:rPr>
         <w:t>}}.</w:t>
       </w:r>
@@ -533,25 +534,25 @@
         <w:jc w:val="both"/>
         <w:rPr>
           <w:rFonts w:ascii="Times New Roman" w:hAnsi="Times New Roman" w:cs="Times New Roman"/>
-          <w:sz w:val="28"/>
-          <w:szCs w:val="28"/>
-        </w:rPr>
-      </w:pPr>
-    </w:p>
-    <w:p>
-      <w:pPr>
-        <w:jc w:val="both"/>
-        <w:rPr>
-          <w:rFonts w:ascii="Times New Roman" w:hAnsi="Times New Roman" w:cs="Times New Roman"/>
-          <w:sz w:val="28"/>
-          <w:szCs w:val="28"/>
-        </w:rPr>
-      </w:pPr>
-      <w:r>
-        <w:rPr>
-          <w:rFonts w:ascii="Times New Roman" w:hAnsi="Times New Roman" w:cs="Times New Roman"/>
-          <w:sz w:val="28"/>
-          <w:szCs w:val="28"/>
+          <w:sz w:val="26"/>
+          <w:szCs w:val="26"/>
+        </w:rPr>
+      </w:pPr>
+    </w:p>
+    <w:p>
+      <w:pPr>
+        <w:jc w:val="both"/>
+        <w:rPr>
+          <w:rFonts w:ascii="Times New Roman" w:hAnsi="Times New Roman" w:cs="Times New Roman"/>
+          <w:sz w:val="26"/>
+          <w:szCs w:val="26"/>
+        </w:rPr>
+      </w:pPr>
+      <w:r>
+        <w:rPr>
+          <w:rFonts w:ascii="Times New Roman" w:hAnsi="Times New Roman" w:cs="Times New Roman"/>
+          <w:sz w:val="26"/>
+          <w:szCs w:val="26"/>
         </w:rPr>
         <w:t>2. ОБЯЗАННОСТИ РАБОТНИКА</w:t>
       </w:r>
@@ -561,15 +562,15 @@
         <w:jc w:val="both"/>
         <w:rPr>
           <w:rFonts w:ascii="Times New Roman" w:hAnsi="Times New Roman" w:cs="Times New Roman"/>
-          <w:sz w:val="28"/>
-          <w:szCs w:val="28"/>
-        </w:rPr>
-      </w:pPr>
-      <w:r>
-        <w:rPr>
-          <w:rFonts w:ascii="Times New Roman" w:hAnsi="Times New Roman" w:cs="Times New Roman"/>
-          <w:sz w:val="28"/>
-          <w:szCs w:val="28"/>
+          <w:sz w:val="26"/>
+          <w:szCs w:val="26"/>
+        </w:rPr>
+      </w:pPr>
+      <w:r>
+        <w:rPr>
+          <w:rFonts w:ascii="Times New Roman" w:hAnsi="Times New Roman" w:cs="Times New Roman"/>
+          <w:sz w:val="26"/>
+          <w:szCs w:val="26"/>
         </w:rPr>
         <w:t>Работник обязан:</w:t>
       </w:r>
@@ -579,15 +580,15 @@
         <w:jc w:val="both"/>
         <w:rPr>
           <w:rFonts w:ascii="Times New Roman" w:hAnsi="Times New Roman" w:cs="Times New Roman"/>
-          <w:sz w:val="28"/>
-          <w:szCs w:val="28"/>
-        </w:rPr>
-      </w:pPr>
-      <w:r>
-        <w:rPr>
-          <w:rFonts w:ascii="Times New Roman" w:hAnsi="Times New Roman" w:cs="Times New Roman"/>
-          <w:sz w:val="28"/>
-          <w:szCs w:val="28"/>
+          <w:sz w:val="26"/>
+          <w:szCs w:val="26"/>
+        </w:rPr>
+      </w:pPr>
+      <w:r>
+        <w:rPr>
+          <w:rFonts w:ascii="Times New Roman" w:hAnsi="Times New Roman" w:cs="Times New Roman"/>
+          <w:sz w:val="26"/>
+          <w:szCs w:val="26"/>
         </w:rPr>
         <w:t>2.1. Добросовестно исполнять трудовые обязанности, предусмотренные должностной инструкцией {{</w:t>
       </w:r>
@@ -595,8 +596,8 @@
       <w:r>
         <w:rPr>
           <w:rFonts w:ascii="Times New Roman" w:hAnsi="Times New Roman" w:cs="Times New Roman"/>
-          <w:sz w:val="28"/>
-          <w:szCs w:val="28"/>
+          <w:sz w:val="26"/>
+          <w:szCs w:val="26"/>
         </w:rPr>
         <w:t>dolzhnost</w:t>
       </w:r>
@@ -604,8 +605,8 @@
       <w:r>
         <w:rPr>
           <w:rFonts w:ascii="Times New Roman" w:hAnsi="Times New Roman" w:cs="Times New Roman"/>
-          <w:sz w:val="28"/>
-          <w:szCs w:val="28"/>
+          <w:sz w:val="26"/>
+          <w:szCs w:val="26"/>
         </w:rPr>
         <w:t>}}, являющейся неотъемлемой частью настоящего контракта.</w:t>
       </w:r>
@@ -615,15 +616,15 @@
         <w:jc w:val="both"/>
         <w:rPr>
           <w:rFonts w:ascii="Times New Roman" w:hAnsi="Times New Roman" w:cs="Times New Roman"/>
-          <w:sz w:val="28"/>
-          <w:szCs w:val="28"/>
-        </w:rPr>
-      </w:pPr>
-      <w:r>
-        <w:rPr>
-          <w:rFonts w:ascii="Times New Roman" w:hAnsi="Times New Roman" w:cs="Times New Roman"/>
-          <w:sz w:val="28"/>
-          <w:szCs w:val="28"/>
+          <w:sz w:val="26"/>
+          <w:szCs w:val="26"/>
+        </w:rPr>
+      </w:pPr>
+      <w:r>
+        <w:rPr>
+          <w:rFonts w:ascii="Times New Roman" w:hAnsi="Times New Roman" w:cs="Times New Roman"/>
+          <w:sz w:val="26"/>
+          <w:szCs w:val="26"/>
         </w:rPr>
         <w:t>2.2. Выполнять следующие ключевые обязанности:</w:t>
       </w:r>
@@ -633,15 +634,15 @@
         <w:jc w:val="both"/>
         <w:rPr>
           <w:rFonts w:ascii="Times New Roman" w:hAnsi="Times New Roman" w:cs="Times New Roman"/>
-          <w:sz w:val="28"/>
-          <w:szCs w:val="28"/>
-        </w:rPr>
-      </w:pPr>
-      <w:r>
-        <w:rPr>
-          <w:rFonts w:ascii="Times New Roman" w:hAnsi="Times New Roman" w:cs="Times New Roman"/>
-          <w:sz w:val="28"/>
-          <w:szCs w:val="28"/>
+          <w:sz w:val="26"/>
+          <w:szCs w:val="26"/>
+        </w:rPr>
+      </w:pPr>
+      <w:r>
+        <w:rPr>
+          <w:rFonts w:ascii="Times New Roman" w:hAnsi="Times New Roman" w:cs="Times New Roman"/>
+          <w:sz w:val="26"/>
+          <w:szCs w:val="26"/>
         </w:rPr>
         <w:t>{{</w:t>
       </w:r>
@@ -649,8 +650,8 @@
       <w:r>
         <w:rPr>
           <w:rFonts w:ascii="Times New Roman" w:hAnsi="Times New Roman" w:cs="Times New Roman"/>
-          <w:sz w:val="28"/>
-          <w:szCs w:val="28"/>
+          <w:sz w:val="26"/>
+          <w:szCs w:val="26"/>
         </w:rPr>
         <w:t>obyazannosti</w:t>
       </w:r>
@@ -658,8 +659,8 @@
       <w:r>
         <w:rPr>
           <w:rFonts w:ascii="Times New Roman" w:hAnsi="Times New Roman" w:cs="Times New Roman"/>
-          <w:sz w:val="28"/>
-          <w:szCs w:val="28"/>
+          <w:sz w:val="26"/>
+          <w:szCs w:val="26"/>
         </w:rPr>
         <w:t>}}</w:t>
       </w:r>
@@ -669,53 +670,53 @@
         <w:jc w:val="both"/>
         <w:rPr>
           <w:rFonts w:ascii="Times New Roman" w:hAnsi="Times New Roman" w:cs="Times New Roman"/>
-          <w:sz w:val="28"/>
-          <w:szCs w:val="28"/>
-        </w:rPr>
-      </w:pPr>
-      <w:r>
-        <w:rPr>
-          <w:rFonts w:ascii="Times New Roman" w:hAnsi="Times New Roman" w:cs="Times New Roman"/>
-          <w:sz w:val="28"/>
-          <w:szCs w:val="28"/>
+          <w:sz w:val="26"/>
+          <w:szCs w:val="26"/>
+        </w:rPr>
+      </w:pPr>
+      <w:r>
+        <w:rPr>
+          <w:rFonts w:ascii="Times New Roman" w:hAnsi="Times New Roman" w:cs="Times New Roman"/>
+          <w:sz w:val="26"/>
+          <w:szCs w:val="26"/>
+        </w:rPr>
+        <w:t>2.3. Подчиняться Правилам внутреннего трудового распорядка Нанимателя, выполнять письменные и устные приказы и распоряжения Нанимателя, не противоречащие законодательству.</w:t>
+      </w:r>
+    </w:p>
+    <w:p>
+      <w:pPr>
+        <w:jc w:val="both"/>
+        <w:rPr>
+          <w:rFonts w:ascii="Times New Roman" w:hAnsi="Times New Roman" w:cs="Times New Roman"/>
+          <w:sz w:val="26"/>
+          <w:szCs w:val="26"/>
+        </w:rPr>
+      </w:pPr>
+      <w:r>
+        <w:rPr>
+          <w:rFonts w:ascii="Times New Roman" w:hAnsi="Times New Roman" w:cs="Times New Roman"/>
+          <w:sz w:val="26"/>
+          <w:szCs w:val="26"/>
+        </w:rPr>
+        <w:t>2.4. Соблюдать требования по охране труда, технике безопасности и пожарной безопасности.</w:t>
+      </w:r>
+    </w:p>
+    <w:p>
+      <w:pPr>
+        <w:jc w:val="both"/>
+        <w:rPr>
+          <w:rFonts w:ascii="Times New Roman" w:hAnsi="Times New Roman" w:cs="Times New Roman"/>
+          <w:sz w:val="26"/>
+          <w:szCs w:val="26"/>
+        </w:rPr>
+      </w:pPr>
+      <w:r>
+        <w:rPr>
+          <w:rFonts w:ascii="Times New Roman" w:hAnsi="Times New Roman" w:cs="Times New Roman"/>
+          <w:sz w:val="26"/>
+          <w:szCs w:val="26"/>
         </w:rPr>
         <w:lastRenderedPageBreak/>
-        <w:t>2.3. Подчиняться Правилам внутреннего трудового распорядка Нанимателя, выполнять письменные и устные приказы и распоряжения Нанимателя, не противоречащие законодательству.</w:t>
-      </w:r>
-    </w:p>
-    <w:p>
-      <w:pPr>
-        <w:jc w:val="both"/>
-        <w:rPr>
-          <w:rFonts w:ascii="Times New Roman" w:hAnsi="Times New Roman" w:cs="Times New Roman"/>
-          <w:sz w:val="28"/>
-          <w:szCs w:val="28"/>
-        </w:rPr>
-      </w:pPr>
-      <w:r>
-        <w:rPr>
-          <w:rFonts w:ascii="Times New Roman" w:hAnsi="Times New Roman" w:cs="Times New Roman"/>
-          <w:sz w:val="28"/>
-          <w:szCs w:val="28"/>
-        </w:rPr>
-        <w:t>2.4. Соблюдать требования по охране труда, технике безопасности и пожарной безопасности.</w:t>
-      </w:r>
-    </w:p>
-    <w:p>
-      <w:pPr>
-        <w:jc w:val="both"/>
-        <w:rPr>
-          <w:rFonts w:ascii="Times New Roman" w:hAnsi="Times New Roman" w:cs="Times New Roman"/>
-          <w:sz w:val="28"/>
-          <w:szCs w:val="28"/>
-        </w:rPr>
-      </w:pPr>
-      <w:r>
-        <w:rPr>
-          <w:rFonts w:ascii="Times New Roman" w:hAnsi="Times New Roman" w:cs="Times New Roman"/>
-          <w:sz w:val="28"/>
-          <w:szCs w:val="28"/>
-        </w:rPr>
         <w:t>2.5. Бережно относиться к имуществу Нанимателя, принимать меры к предотвращению ущерба.</w:t>
       </w:r>
     </w:p>
@@ -724,15 +725,15 @@
         <w:jc w:val="both"/>
         <w:rPr>
           <w:rFonts w:ascii="Times New Roman" w:hAnsi="Times New Roman" w:cs="Times New Roman"/>
-          <w:sz w:val="28"/>
-          <w:szCs w:val="28"/>
-        </w:rPr>
-      </w:pPr>
-      <w:r>
-        <w:rPr>
-          <w:rFonts w:ascii="Times New Roman" w:hAnsi="Times New Roman" w:cs="Times New Roman"/>
-          <w:sz w:val="28"/>
-          <w:szCs w:val="28"/>
+          <w:sz w:val="26"/>
+          <w:szCs w:val="26"/>
+        </w:rPr>
+      </w:pPr>
+      <w:r>
+        <w:rPr>
+          <w:rFonts w:ascii="Times New Roman" w:hAnsi="Times New Roman" w:cs="Times New Roman"/>
+          <w:sz w:val="26"/>
+          <w:szCs w:val="26"/>
         </w:rPr>
         <w:t>2.6. Хранить коммерческую тайну Нанимателя, не разглашать служебную информацию.</w:t>
       </w:r>
@@ -742,25 +743,25 @@
         <w:jc w:val="both"/>
         <w:rPr>
           <w:rFonts w:ascii="Times New Roman" w:hAnsi="Times New Roman" w:cs="Times New Roman"/>
-          <w:sz w:val="28"/>
-          <w:szCs w:val="28"/>
-        </w:rPr>
-      </w:pPr>
-    </w:p>
-    <w:p>
-      <w:pPr>
-        <w:jc w:val="both"/>
-        <w:rPr>
-          <w:rFonts w:ascii="Times New Roman" w:hAnsi="Times New Roman" w:cs="Times New Roman"/>
-          <w:sz w:val="28"/>
-          <w:szCs w:val="28"/>
-        </w:rPr>
-      </w:pPr>
-      <w:r>
-        <w:rPr>
-          <w:rFonts w:ascii="Times New Roman" w:hAnsi="Times New Roman" w:cs="Times New Roman"/>
-          <w:sz w:val="28"/>
-          <w:szCs w:val="28"/>
+          <w:sz w:val="26"/>
+          <w:szCs w:val="26"/>
+        </w:rPr>
+      </w:pPr>
+    </w:p>
+    <w:p>
+      <w:pPr>
+        <w:jc w:val="both"/>
+        <w:rPr>
+          <w:rFonts w:ascii="Times New Roman" w:hAnsi="Times New Roman" w:cs="Times New Roman"/>
+          <w:sz w:val="26"/>
+          <w:szCs w:val="26"/>
+        </w:rPr>
+      </w:pPr>
+      <w:r>
+        <w:rPr>
+          <w:rFonts w:ascii="Times New Roman" w:hAnsi="Times New Roman" w:cs="Times New Roman"/>
+          <w:sz w:val="26"/>
+          <w:szCs w:val="26"/>
         </w:rPr>
         <w:t>3. ОБЯЗАННОСТИ НАНИМАТЕЛЯ</w:t>
       </w:r>
@@ -770,15 +771,15 @@
         <w:jc w:val="both"/>
         <w:rPr>
           <w:rFonts w:ascii="Times New Roman" w:hAnsi="Times New Roman" w:cs="Times New Roman"/>
-          <w:sz w:val="28"/>
-          <w:szCs w:val="28"/>
-        </w:rPr>
-      </w:pPr>
-      <w:r>
-        <w:rPr>
-          <w:rFonts w:ascii="Times New Roman" w:hAnsi="Times New Roman" w:cs="Times New Roman"/>
-          <w:sz w:val="28"/>
-          <w:szCs w:val="28"/>
+          <w:sz w:val="26"/>
+          <w:szCs w:val="26"/>
+        </w:rPr>
+      </w:pPr>
+      <w:r>
+        <w:rPr>
+          <w:rFonts w:ascii="Times New Roman" w:hAnsi="Times New Roman" w:cs="Times New Roman"/>
+          <w:sz w:val="26"/>
+          <w:szCs w:val="26"/>
         </w:rPr>
         <w:t>3.1. Организовать труд Работника, обеспечить безопасные условия труда, соответствующие требованиям законодательства.</w:t>
       </w:r>
@@ -788,15 +789,15 @@
         <w:jc w:val="both"/>
         <w:rPr>
           <w:rFonts w:ascii="Times New Roman" w:hAnsi="Times New Roman" w:cs="Times New Roman"/>
-          <w:sz w:val="28"/>
-          <w:szCs w:val="28"/>
-        </w:rPr>
-      </w:pPr>
-      <w:r>
-        <w:rPr>
-          <w:rFonts w:ascii="Times New Roman" w:hAnsi="Times New Roman" w:cs="Times New Roman"/>
-          <w:sz w:val="28"/>
-          <w:szCs w:val="28"/>
+          <w:sz w:val="26"/>
+          <w:szCs w:val="26"/>
+        </w:rPr>
+      </w:pPr>
+      <w:r>
+        <w:rPr>
+          <w:rFonts w:ascii="Times New Roman" w:hAnsi="Times New Roman" w:cs="Times New Roman"/>
+          <w:sz w:val="26"/>
+          <w:szCs w:val="26"/>
         </w:rPr>
         <w:t>3.2. Своевременно выплачивать Работнику заработную плату в размерах и сроки, установленные настоящим контрактом.</w:t>
       </w:r>
@@ -806,15 +807,15 @@
         <w:jc w:val="both"/>
         <w:rPr>
           <w:rFonts w:ascii="Times New Roman" w:hAnsi="Times New Roman" w:cs="Times New Roman"/>
-          <w:sz w:val="28"/>
-          <w:szCs w:val="28"/>
-        </w:rPr>
-      </w:pPr>
-      <w:r>
-        <w:rPr>
-          <w:rFonts w:ascii="Times New Roman" w:hAnsi="Times New Roman" w:cs="Times New Roman"/>
-          <w:sz w:val="28"/>
-          <w:szCs w:val="28"/>
+          <w:sz w:val="26"/>
+          <w:szCs w:val="26"/>
+        </w:rPr>
+      </w:pPr>
+      <w:r>
+        <w:rPr>
+          <w:rFonts w:ascii="Times New Roman" w:hAnsi="Times New Roman" w:cs="Times New Roman"/>
+          <w:sz w:val="26"/>
+          <w:szCs w:val="26"/>
         </w:rPr>
         <w:t>3.3. Ознакомить Работника с локальными правовыми актами.</w:t>
       </w:r>
@@ -824,15 +825,15 @@
         <w:jc w:val="both"/>
         <w:rPr>
           <w:rFonts w:ascii="Times New Roman" w:hAnsi="Times New Roman" w:cs="Times New Roman"/>
-          <w:sz w:val="28"/>
-          <w:szCs w:val="28"/>
-        </w:rPr>
-      </w:pPr>
-      <w:r>
-        <w:rPr>
-          <w:rFonts w:ascii="Times New Roman" w:hAnsi="Times New Roman" w:cs="Times New Roman"/>
-          <w:sz w:val="28"/>
-          <w:szCs w:val="28"/>
+          <w:sz w:val="26"/>
+          <w:szCs w:val="26"/>
+        </w:rPr>
+      </w:pPr>
+      <w:r>
+        <w:rPr>
+          <w:rFonts w:ascii="Times New Roman" w:hAnsi="Times New Roman" w:cs="Times New Roman"/>
+          <w:sz w:val="26"/>
+          <w:szCs w:val="26"/>
         </w:rPr>
         <w:t>3.4. Вести учет фактически отработанного Работником времени.</w:t>
       </w:r>
@@ -842,25 +843,25 @@
         <w:jc w:val="both"/>
         <w:rPr>
           <w:rFonts w:ascii="Times New Roman" w:hAnsi="Times New Roman" w:cs="Times New Roman"/>
-          <w:sz w:val="28"/>
-          <w:szCs w:val="28"/>
-        </w:rPr>
-      </w:pPr>
-    </w:p>
-    <w:p>
-      <w:pPr>
-        <w:jc w:val="both"/>
-        <w:rPr>
-          <w:rFonts w:ascii="Times New Roman" w:hAnsi="Times New Roman" w:cs="Times New Roman"/>
-          <w:sz w:val="28"/>
-          <w:szCs w:val="28"/>
-        </w:rPr>
-      </w:pPr>
-      <w:r>
-        <w:rPr>
-          <w:rFonts w:ascii="Times New Roman" w:hAnsi="Times New Roman" w:cs="Times New Roman"/>
-          <w:sz w:val="28"/>
-          <w:szCs w:val="28"/>
+          <w:sz w:val="26"/>
+          <w:szCs w:val="26"/>
+        </w:rPr>
+      </w:pPr>
+    </w:p>
+    <w:p>
+      <w:pPr>
+        <w:jc w:val="both"/>
+        <w:rPr>
+          <w:rFonts w:ascii="Times New Roman" w:hAnsi="Times New Roman" w:cs="Times New Roman"/>
+          <w:sz w:val="26"/>
+          <w:szCs w:val="26"/>
+        </w:rPr>
+      </w:pPr>
+      <w:r>
+        <w:rPr>
+          <w:rFonts w:ascii="Times New Roman" w:hAnsi="Times New Roman" w:cs="Times New Roman"/>
+          <w:sz w:val="26"/>
+          <w:szCs w:val="26"/>
         </w:rPr>
         <w:t>4. РЕЖИМ РАБОЧЕГО ВРЕМЕНИ И ВРЕМЕНИ ОТДЫХА</w:t>
       </w:r>
@@ -870,15 +871,15 @@
         <w:jc w:val="both"/>
         <w:rPr>
           <w:rFonts w:ascii="Times New Roman" w:hAnsi="Times New Roman" w:cs="Times New Roman"/>
-          <w:sz w:val="28"/>
-          <w:szCs w:val="28"/>
-        </w:rPr>
-      </w:pPr>
-      <w:r>
-        <w:rPr>
-          <w:rFonts w:ascii="Times New Roman" w:hAnsi="Times New Roman" w:cs="Times New Roman"/>
-          <w:sz w:val="28"/>
-          <w:szCs w:val="28"/>
+          <w:sz w:val="26"/>
+          <w:szCs w:val="26"/>
+        </w:rPr>
+      </w:pPr>
+      <w:r>
+        <w:rPr>
+          <w:rFonts w:ascii="Times New Roman" w:hAnsi="Times New Roman" w:cs="Times New Roman"/>
+          <w:sz w:val="26"/>
+          <w:szCs w:val="26"/>
         </w:rPr>
         <w:t>4.1. Работнику устанавливается {{</w:t>
       </w:r>
@@ -886,8 +887,8 @@
       <w:r>
         <w:rPr>
           <w:rFonts w:ascii="Times New Roman" w:hAnsi="Times New Roman" w:cs="Times New Roman"/>
-          <w:sz w:val="28"/>
-          <w:szCs w:val="28"/>
+          <w:sz w:val="26"/>
+          <w:szCs w:val="26"/>
         </w:rPr>
         <w:t>stavka</w:t>
       </w:r>
@@ -895,8 +896,8 @@
       <w:r>
         <w:rPr>
           <w:rFonts w:ascii="Times New Roman" w:hAnsi="Times New Roman" w:cs="Times New Roman"/>
-          <w:sz w:val="28"/>
-          <w:szCs w:val="28"/>
+          <w:sz w:val="26"/>
+          <w:szCs w:val="26"/>
         </w:rPr>
         <w:t>}} ставки рабочего времени.</w:t>
       </w:r>
@@ -906,15 +907,15 @@
         <w:jc w:val="both"/>
         <w:rPr>
           <w:rFonts w:ascii="Times New Roman" w:hAnsi="Times New Roman" w:cs="Times New Roman"/>
-          <w:sz w:val="28"/>
-          <w:szCs w:val="28"/>
-        </w:rPr>
-      </w:pPr>
-      <w:r>
-        <w:rPr>
-          <w:rFonts w:ascii="Times New Roman" w:hAnsi="Times New Roman" w:cs="Times New Roman"/>
-          <w:sz w:val="28"/>
-          <w:szCs w:val="28"/>
+          <w:sz w:val="26"/>
+          <w:szCs w:val="26"/>
+        </w:rPr>
+      </w:pPr>
+      <w:r>
+        <w:rPr>
+          <w:rFonts w:ascii="Times New Roman" w:hAnsi="Times New Roman" w:cs="Times New Roman"/>
+          <w:sz w:val="26"/>
+          <w:szCs w:val="26"/>
         </w:rPr>
         <w:t>4.2. Суммированный учет рабочего времени с учетным периодом — один квартал. Норма рабочего времени за учетный период определяется пропорционально установленной ставке.</w:t>
       </w:r>
@@ -924,15 +925,15 @@
         <w:jc w:val="both"/>
         <w:rPr>
           <w:rFonts w:ascii="Times New Roman" w:hAnsi="Times New Roman" w:cs="Times New Roman"/>
-          <w:sz w:val="28"/>
-          <w:szCs w:val="28"/>
-        </w:rPr>
-      </w:pPr>
-      <w:r>
-        <w:rPr>
-          <w:rFonts w:ascii="Times New Roman" w:hAnsi="Times New Roman" w:cs="Times New Roman"/>
-          <w:sz w:val="28"/>
-          <w:szCs w:val="28"/>
+          <w:sz w:val="26"/>
+          <w:szCs w:val="26"/>
+        </w:rPr>
+      </w:pPr>
+      <w:r>
+        <w:rPr>
+          <w:rFonts w:ascii="Times New Roman" w:hAnsi="Times New Roman" w:cs="Times New Roman"/>
+          <w:sz w:val="26"/>
+          <w:szCs w:val="26"/>
         </w:rPr>
         <w:t>4.3. Работа осуществляется по графику сменности, утверждаемому Нанимателем. Время присутствия на работе: с 10:00 до 22:00. Продолжительность рабочего времени в смену — 11 часов (12 часов присутствия минус 60 минут перерывов).</w:t>
       </w:r>
@@ -942,15 +943,15 @@
         <w:jc w:val="both"/>
         <w:rPr>
           <w:rFonts w:ascii="Times New Roman" w:hAnsi="Times New Roman" w:cs="Times New Roman"/>
-          <w:sz w:val="28"/>
-          <w:szCs w:val="28"/>
-        </w:rPr>
-      </w:pPr>
-      <w:r>
-        <w:rPr>
-          <w:rFonts w:ascii="Times New Roman" w:hAnsi="Times New Roman" w:cs="Times New Roman"/>
-          <w:sz w:val="28"/>
-          <w:szCs w:val="28"/>
+          <w:sz w:val="26"/>
+          <w:szCs w:val="26"/>
+        </w:rPr>
+      </w:pPr>
+      <w:r>
+        <w:rPr>
+          <w:rFonts w:ascii="Times New Roman" w:hAnsi="Times New Roman" w:cs="Times New Roman"/>
+          <w:sz w:val="26"/>
+          <w:szCs w:val="26"/>
         </w:rPr>
         <w:t>4.4. По соглашению сторон в течение смены Работнику предоставляются перерывы для отдыха и питания: 3 перерыва по 20 минут каждый (суммарно 60 минут). Перерывы не включаются в рабочее время и не оплачиваются.</w:t>
       </w:r>
@@ -960,543 +961,543 @@
         <w:jc w:val="both"/>
         <w:rPr>
           <w:rFonts w:ascii="Times New Roman" w:hAnsi="Times New Roman" w:cs="Times New Roman"/>
-          <w:sz w:val="28"/>
-          <w:szCs w:val="28"/>
-        </w:rPr>
-      </w:pPr>
-      <w:r>
-        <w:rPr>
-          <w:rFonts w:ascii="Times New Roman" w:hAnsi="Times New Roman" w:cs="Times New Roman"/>
-          <w:sz w:val="28"/>
-          <w:szCs w:val="28"/>
+          <w:sz w:val="26"/>
+          <w:szCs w:val="26"/>
+        </w:rPr>
+      </w:pPr>
+      <w:r>
+        <w:rPr>
+          <w:rFonts w:ascii="Times New Roman" w:hAnsi="Times New Roman" w:cs="Times New Roman"/>
+          <w:sz w:val="26"/>
+          <w:szCs w:val="26"/>
+        </w:rPr>
+        <w:t>4.5. Выходные дни предоставляются согласно графику сменности.</w:t>
+      </w:r>
+    </w:p>
+    <w:p>
+      <w:pPr>
+        <w:jc w:val="both"/>
+        <w:rPr>
+          <w:rFonts w:ascii="Times New Roman" w:hAnsi="Times New Roman" w:cs="Times New Roman"/>
+          <w:sz w:val="26"/>
+          <w:szCs w:val="26"/>
+        </w:rPr>
+      </w:pPr>
+      <w:r>
+        <w:rPr>
+          <w:rFonts w:ascii="Times New Roman" w:hAnsi="Times New Roman" w:cs="Times New Roman"/>
+          <w:sz w:val="26"/>
+          <w:szCs w:val="26"/>
+        </w:rPr>
+        <w:t xml:space="preserve">4.6. Работнику предоставляется трудовой отпуск продолжительностью 24 </w:t>
+      </w:r>
+      <w:proofErr w:type="gramStart"/>
+      <w:r>
+        <w:rPr>
+          <w:rFonts w:ascii="Times New Roman" w:hAnsi="Times New Roman" w:cs="Times New Roman"/>
+          <w:sz w:val="26"/>
+          <w:szCs w:val="26"/>
+        </w:rPr>
+        <w:t>календарных</w:t>
+      </w:r>
+      <w:proofErr w:type="gramEnd"/>
+      <w:r>
+        <w:rPr>
+          <w:rFonts w:ascii="Times New Roman" w:hAnsi="Times New Roman" w:cs="Times New Roman"/>
+          <w:sz w:val="26"/>
+          <w:szCs w:val="26"/>
+        </w:rPr>
+        <w:t xml:space="preserve"> дня.</w:t>
+      </w:r>
+    </w:p>
+    <w:p>
+      <w:pPr>
+        <w:jc w:val="both"/>
+        <w:rPr>
+          <w:rFonts w:ascii="Times New Roman" w:hAnsi="Times New Roman" w:cs="Times New Roman"/>
+          <w:sz w:val="26"/>
+          <w:szCs w:val="26"/>
+        </w:rPr>
+      </w:pPr>
+      <w:r>
+        <w:rPr>
+          <w:rFonts w:ascii="Times New Roman" w:hAnsi="Times New Roman" w:cs="Times New Roman"/>
+          <w:sz w:val="26"/>
+          <w:szCs w:val="26"/>
+        </w:rPr>
+        <w:t>4.7. В соответствии со ст. 261-2 Трудового кодекса Республики Беларусь Работнику предоставляется дополнительный поощрительный отпуск с сохранением заработной платы продолжительностью 1 календарный день.</w:t>
+      </w:r>
+    </w:p>
+    <w:p>
+      <w:pPr>
+        <w:jc w:val="both"/>
+        <w:rPr>
+          <w:rFonts w:ascii="Times New Roman" w:hAnsi="Times New Roman" w:cs="Times New Roman"/>
+          <w:sz w:val="26"/>
+          <w:szCs w:val="26"/>
+        </w:rPr>
+      </w:pPr>
+    </w:p>
+    <w:p>
+      <w:pPr>
+        <w:jc w:val="both"/>
+        <w:rPr>
+          <w:rFonts w:ascii="Times New Roman" w:hAnsi="Times New Roman" w:cs="Times New Roman"/>
+          <w:sz w:val="26"/>
+          <w:szCs w:val="26"/>
+        </w:rPr>
+      </w:pPr>
+      <w:r>
+        <w:rPr>
+          <w:rFonts w:ascii="Times New Roman" w:hAnsi="Times New Roman" w:cs="Times New Roman"/>
+          <w:sz w:val="26"/>
+          <w:szCs w:val="26"/>
+        </w:rPr>
+        <w:t>5. ОПЛАТА ТРУДА</w:t>
+      </w:r>
+    </w:p>
+    <w:p>
+      <w:pPr>
+        <w:jc w:val="both"/>
+        <w:rPr>
+          <w:rFonts w:ascii="Times New Roman" w:hAnsi="Times New Roman" w:cs="Times New Roman"/>
+          <w:sz w:val="26"/>
+          <w:szCs w:val="26"/>
+        </w:rPr>
+      </w:pPr>
+      <w:r>
+        <w:rPr>
+          <w:rFonts w:ascii="Times New Roman" w:hAnsi="Times New Roman" w:cs="Times New Roman"/>
+          <w:sz w:val="26"/>
+          <w:szCs w:val="26"/>
         </w:rPr>
         <w:lastRenderedPageBreak/>
-        <w:t>4.5. Выходные дни предоставляются согласно графику сменности.</w:t>
-      </w:r>
-    </w:p>
-    <w:p>
-      <w:pPr>
-        <w:jc w:val="both"/>
-        <w:rPr>
-          <w:rFonts w:ascii="Times New Roman" w:hAnsi="Times New Roman" w:cs="Times New Roman"/>
-          <w:sz w:val="28"/>
-          <w:szCs w:val="28"/>
-        </w:rPr>
-      </w:pPr>
-      <w:r>
-        <w:rPr>
-          <w:rFonts w:ascii="Times New Roman" w:hAnsi="Times New Roman" w:cs="Times New Roman"/>
-          <w:sz w:val="28"/>
-          <w:szCs w:val="28"/>
-        </w:rPr>
-        <w:t xml:space="preserve">4.6. Работнику предоставляется трудовой отпуск продолжительностью 24 </w:t>
+        <w:t>5.1. На день подписания настоящего контракта Работнику устанавливается тарифный оклад в размере {{</w:t>
+      </w:r>
+      <w:proofErr w:type="spellStart"/>
+      <w:r>
+        <w:rPr>
+          <w:rFonts w:ascii="Times New Roman" w:hAnsi="Times New Roman" w:cs="Times New Roman"/>
+          <w:sz w:val="26"/>
+          <w:szCs w:val="26"/>
+        </w:rPr>
+        <w:t>oklad</w:t>
+      </w:r>
+      <w:proofErr w:type="spellEnd"/>
+      <w:r>
+        <w:rPr>
+          <w:rFonts w:ascii="Times New Roman" w:hAnsi="Times New Roman" w:cs="Times New Roman"/>
+          <w:sz w:val="26"/>
+          <w:szCs w:val="26"/>
+        </w:rPr>
+        <w:t>}} белорусских рублей в месяц.</w:t>
+      </w:r>
+    </w:p>
+    <w:p>
+      <w:pPr>
+        <w:jc w:val="both"/>
+        <w:rPr>
+          <w:rFonts w:ascii="Times New Roman" w:hAnsi="Times New Roman" w:cs="Times New Roman"/>
+          <w:sz w:val="26"/>
+          <w:szCs w:val="26"/>
+        </w:rPr>
+      </w:pPr>
+      <w:r>
+        <w:rPr>
+          <w:rFonts w:ascii="Times New Roman" w:hAnsi="Times New Roman" w:cs="Times New Roman"/>
+          <w:sz w:val="26"/>
+          <w:szCs w:val="26"/>
+        </w:rPr>
+        <w:t>5.2. В соответствии со ст. 261-2 Трудового кодекса Республики Беларусь тарифный оклад, указанный в п. 5.1 настоящего контракта, повышается на 5%.</w:t>
+      </w:r>
+    </w:p>
+    <w:p>
+      <w:pPr>
+        <w:jc w:val="both"/>
+        <w:rPr>
+          <w:rFonts w:ascii="Times New Roman" w:hAnsi="Times New Roman" w:cs="Times New Roman"/>
+          <w:sz w:val="26"/>
+          <w:szCs w:val="26"/>
+        </w:rPr>
+      </w:pPr>
+      <w:r>
+        <w:rPr>
+          <w:rFonts w:ascii="Times New Roman" w:hAnsi="Times New Roman" w:cs="Times New Roman"/>
+          <w:sz w:val="26"/>
+          <w:szCs w:val="26"/>
+        </w:rPr>
+        <w:t>5.3. Премирование и выплата надбавок производятся в соответствии с Положением об оплате труда и премировании, действующим у Нанимателя.</w:t>
+      </w:r>
+    </w:p>
+    <w:p>
+      <w:pPr>
+        <w:jc w:val="both"/>
+        <w:rPr>
+          <w:rFonts w:ascii="Times New Roman" w:hAnsi="Times New Roman" w:cs="Times New Roman"/>
+          <w:sz w:val="26"/>
+          <w:szCs w:val="26"/>
+        </w:rPr>
+      </w:pPr>
+      <w:r>
+        <w:rPr>
+          <w:rFonts w:ascii="Times New Roman" w:hAnsi="Times New Roman" w:cs="Times New Roman"/>
+          <w:sz w:val="26"/>
+          <w:szCs w:val="26"/>
+        </w:rPr>
+        <w:t>5.4. Изменение размера и условий оплаты труда, установленных настоящим контрактом, производится по соглашению Сторон путем заключения письменного дополнительного соглашения, либо в порядке существенных изменений условий труда по инициативе Нанимателя в соответствии со статьей 32 Трудового кодекса Республики Беларусь.</w:t>
+      </w:r>
+    </w:p>
+    <w:p>
+      <w:pPr>
+        <w:jc w:val="both"/>
+        <w:rPr>
+          <w:rFonts w:ascii="Times New Roman" w:hAnsi="Times New Roman" w:cs="Times New Roman"/>
+          <w:sz w:val="26"/>
+          <w:szCs w:val="26"/>
+        </w:rPr>
+      </w:pPr>
+      <w:r>
+        <w:rPr>
+          <w:rFonts w:ascii="Times New Roman" w:hAnsi="Times New Roman" w:cs="Times New Roman"/>
+          <w:sz w:val="26"/>
+          <w:szCs w:val="26"/>
+        </w:rPr>
+        <w:t>5.5. Заработная плата выплачивается регулярно два раза в месяц путем перечисления денежных средств на текущий (расчетный) банковский счет Работника в следующие сроки:</w:t>
+      </w:r>
+    </w:p>
+    <w:p>
+      <w:pPr>
+        <w:jc w:val="both"/>
+        <w:rPr>
+          <w:rFonts w:ascii="Times New Roman" w:hAnsi="Times New Roman" w:cs="Times New Roman"/>
+          <w:sz w:val="26"/>
+          <w:szCs w:val="26"/>
+        </w:rPr>
+      </w:pPr>
+      <w:r>
+        <w:rPr>
+          <w:rFonts w:ascii="Times New Roman" w:hAnsi="Times New Roman" w:cs="Times New Roman"/>
+          <w:sz w:val="26"/>
+          <w:szCs w:val="26"/>
+        </w:rPr>
+        <w:t>- 30-го числа текущего месяца — первая часть заработной платы;</w:t>
+      </w:r>
+    </w:p>
+    <w:p>
+      <w:pPr>
+        <w:jc w:val="both"/>
+        <w:rPr>
+          <w:rFonts w:ascii="Times New Roman" w:hAnsi="Times New Roman" w:cs="Times New Roman"/>
+          <w:sz w:val="26"/>
+          <w:szCs w:val="26"/>
+        </w:rPr>
+      </w:pPr>
+      <w:r>
+        <w:rPr>
+          <w:rFonts w:ascii="Times New Roman" w:hAnsi="Times New Roman" w:cs="Times New Roman"/>
+          <w:sz w:val="26"/>
+          <w:szCs w:val="26"/>
+        </w:rPr>
+        <w:t xml:space="preserve">- 15-го числа месяца, следующего за </w:t>
       </w:r>
       <w:proofErr w:type="gramStart"/>
       <w:r>
         <w:rPr>
           <w:rFonts w:ascii="Times New Roman" w:hAnsi="Times New Roman" w:cs="Times New Roman"/>
-          <w:sz w:val="28"/>
-          <w:szCs w:val="28"/>
-        </w:rPr>
-        <w:t>календарных</w:t>
+          <w:sz w:val="26"/>
+          <w:szCs w:val="26"/>
+        </w:rPr>
+        <w:t>расчетным</w:t>
       </w:r>
       <w:proofErr w:type="gramEnd"/>
       <w:r>
         <w:rPr>
           <w:rFonts w:ascii="Times New Roman" w:hAnsi="Times New Roman" w:cs="Times New Roman"/>
-          <w:sz w:val="28"/>
-          <w:szCs w:val="28"/>
-        </w:rPr>
-        <w:t xml:space="preserve"> дня.</w:t>
-      </w:r>
-    </w:p>
-    <w:p>
-      <w:pPr>
-        <w:jc w:val="both"/>
-        <w:rPr>
-          <w:rFonts w:ascii="Times New Roman" w:hAnsi="Times New Roman" w:cs="Times New Roman"/>
-          <w:sz w:val="28"/>
-          <w:szCs w:val="28"/>
-        </w:rPr>
-      </w:pPr>
-      <w:r>
-        <w:rPr>
-          <w:rFonts w:ascii="Times New Roman" w:hAnsi="Times New Roman" w:cs="Times New Roman"/>
-          <w:sz w:val="28"/>
-          <w:szCs w:val="28"/>
-        </w:rPr>
-        <w:t>4.7. В соответствии со ст. 261-2 Трудового кодекса Республики Беларусь Работнику предоставляется дополнительный поощрительный отпуск с сохранением заработной платы продолжительностью 1 календарный день.</w:t>
-      </w:r>
-    </w:p>
-    <w:p>
-      <w:pPr>
-        <w:jc w:val="both"/>
-        <w:rPr>
-          <w:rFonts w:ascii="Times New Roman" w:hAnsi="Times New Roman" w:cs="Times New Roman"/>
-          <w:sz w:val="28"/>
-          <w:szCs w:val="28"/>
-        </w:rPr>
-      </w:pPr>
-    </w:p>
-    <w:p>
-      <w:pPr>
-        <w:jc w:val="both"/>
-        <w:rPr>
-          <w:rFonts w:ascii="Times New Roman" w:hAnsi="Times New Roman" w:cs="Times New Roman"/>
-          <w:sz w:val="28"/>
-          <w:szCs w:val="28"/>
-        </w:rPr>
-      </w:pPr>
-      <w:r>
-        <w:rPr>
-          <w:rFonts w:ascii="Times New Roman" w:hAnsi="Times New Roman" w:cs="Times New Roman"/>
-          <w:sz w:val="28"/>
-          <w:szCs w:val="28"/>
-        </w:rPr>
-        <w:t>5. ОПЛАТА ТРУДА</w:t>
-      </w:r>
-    </w:p>
-    <w:p>
-      <w:pPr>
-        <w:jc w:val="both"/>
-        <w:rPr>
-          <w:rFonts w:ascii="Times New Roman" w:hAnsi="Times New Roman" w:cs="Times New Roman"/>
-          <w:sz w:val="28"/>
-          <w:szCs w:val="28"/>
-        </w:rPr>
-      </w:pPr>
-      <w:r>
-        <w:rPr>
-          <w:rFonts w:ascii="Times New Roman" w:hAnsi="Times New Roman" w:cs="Times New Roman"/>
-          <w:sz w:val="28"/>
-          <w:szCs w:val="28"/>
-        </w:rPr>
-        <w:t>5.1. На день подписания настоящего контракта Работнику устанавливается тарифный оклад в размере {{</w:t>
+          <w:sz w:val="26"/>
+          <w:szCs w:val="26"/>
+        </w:rPr>
+        <w:t>, — вторая часть заработной платы.</w:t>
+      </w:r>
+    </w:p>
+    <w:p>
+      <w:pPr>
+        <w:jc w:val="both"/>
+        <w:rPr>
+          <w:rFonts w:ascii="Times New Roman" w:hAnsi="Times New Roman" w:cs="Times New Roman"/>
+          <w:sz w:val="26"/>
+          <w:szCs w:val="26"/>
+        </w:rPr>
+      </w:pPr>
+    </w:p>
+    <w:p>
+      <w:pPr>
+        <w:jc w:val="both"/>
+        <w:rPr>
+          <w:rFonts w:ascii="Times New Roman" w:hAnsi="Times New Roman" w:cs="Times New Roman"/>
+          <w:sz w:val="26"/>
+          <w:szCs w:val="26"/>
+        </w:rPr>
+      </w:pPr>
+      <w:r>
+        <w:rPr>
+          <w:rFonts w:ascii="Times New Roman" w:hAnsi="Times New Roman" w:cs="Times New Roman"/>
+          <w:sz w:val="26"/>
+          <w:szCs w:val="26"/>
+        </w:rPr>
+        <w:t>6. ОТВЕТСТВЕННОСТЬ СТОРОН</w:t>
+      </w:r>
+    </w:p>
+    <w:p>
+      <w:pPr>
+        <w:jc w:val="both"/>
+        <w:rPr>
+          <w:rFonts w:ascii="Times New Roman" w:hAnsi="Times New Roman" w:cs="Times New Roman"/>
+          <w:sz w:val="26"/>
+          <w:szCs w:val="26"/>
+        </w:rPr>
+      </w:pPr>
+      <w:r>
+        <w:rPr>
+          <w:rFonts w:ascii="Times New Roman" w:hAnsi="Times New Roman" w:cs="Times New Roman"/>
+          <w:sz w:val="26"/>
+          <w:szCs w:val="26"/>
+        </w:rPr>
+        <w:t>6.1. За неисполнение или ненадлежащее исполнение своих обязанностей Стороны несут дисциплинарную, материальную и иную ответственность в соответствии с Трудовым кодексом Республики Беларусь.</w:t>
+      </w:r>
+    </w:p>
+    <w:p>
+      <w:pPr>
+        <w:jc w:val="both"/>
+        <w:rPr>
+          <w:rFonts w:ascii="Times New Roman" w:hAnsi="Times New Roman" w:cs="Times New Roman"/>
+          <w:sz w:val="26"/>
+          <w:szCs w:val="26"/>
+        </w:rPr>
+      </w:pPr>
+      <w:r>
+        <w:rPr>
+          <w:rFonts w:ascii="Times New Roman" w:hAnsi="Times New Roman" w:cs="Times New Roman"/>
+          <w:sz w:val="26"/>
+          <w:szCs w:val="26"/>
+        </w:rPr>
+        <w:t>{{</w:t>
       </w:r>
       <w:proofErr w:type="spellStart"/>
       <w:r>
         <w:rPr>
           <w:rFonts w:ascii="Times New Roman" w:hAnsi="Times New Roman" w:cs="Times New Roman"/>
-          <w:sz w:val="28"/>
-          <w:szCs w:val="28"/>
-        </w:rPr>
-        <w:t>oklad</w:t>
+          <w:sz w:val="26"/>
+          <w:szCs w:val="26"/>
+        </w:rPr>
+        <w:t>blok_mat_otvetstvennost</w:t>
       </w:r>
       <w:proofErr w:type="spellEnd"/>
       <w:r>
         <w:rPr>
           <w:rFonts w:ascii="Times New Roman" w:hAnsi="Times New Roman" w:cs="Times New Roman"/>
-          <w:sz w:val="28"/>
-          <w:szCs w:val="28"/>
-        </w:rPr>
-        <w:t>}} белорусских рублей в месяц.</w:t>
-      </w:r>
-    </w:p>
-    <w:p>
-      <w:pPr>
-        <w:jc w:val="both"/>
-        <w:rPr>
-          <w:rFonts w:ascii="Times New Roman" w:hAnsi="Times New Roman" w:cs="Times New Roman"/>
-          <w:sz w:val="28"/>
-          <w:szCs w:val="28"/>
-        </w:rPr>
-      </w:pPr>
-      <w:r>
-        <w:rPr>
-          <w:rFonts w:ascii="Times New Roman" w:hAnsi="Times New Roman" w:cs="Times New Roman"/>
-          <w:sz w:val="28"/>
-          <w:szCs w:val="28"/>
-        </w:rPr>
-        <w:t>5.2. В соответствии со ст. 261-2 Трудового кодекса Республики Беларусь тарифный оклад, указанный в п. 5.1 настоящего контракта, повышается на 5%.</w:t>
-      </w:r>
-    </w:p>
-    <w:p>
-      <w:pPr>
-        <w:jc w:val="both"/>
-        <w:rPr>
-          <w:rFonts w:ascii="Times New Roman" w:hAnsi="Times New Roman" w:cs="Times New Roman"/>
-          <w:sz w:val="28"/>
-          <w:szCs w:val="28"/>
-        </w:rPr>
-      </w:pPr>
-      <w:r>
-        <w:rPr>
-          <w:rFonts w:ascii="Times New Roman" w:hAnsi="Times New Roman" w:cs="Times New Roman"/>
-          <w:sz w:val="28"/>
-          <w:szCs w:val="28"/>
-        </w:rPr>
-        <w:t>5.3. Премирование и выплата надбавок производятся в соответствии с Положением об оплате труда и премировании, действующим у Нанимателя.</w:t>
-      </w:r>
-    </w:p>
-    <w:p>
-      <w:pPr>
-        <w:jc w:val="both"/>
-        <w:rPr>
-          <w:rFonts w:ascii="Times New Roman" w:hAnsi="Times New Roman" w:cs="Times New Roman"/>
-          <w:sz w:val="28"/>
-          <w:szCs w:val="28"/>
-        </w:rPr>
-      </w:pPr>
-      <w:r>
-        <w:rPr>
-          <w:rFonts w:ascii="Times New Roman" w:hAnsi="Times New Roman" w:cs="Times New Roman"/>
-          <w:sz w:val="28"/>
-          <w:szCs w:val="28"/>
-        </w:rPr>
-        <w:t>5.4. Изменение размера и условий оплаты труда, установленных настоящим контрактом, производится по соглашению Сторон путем заключения письменного дополнительного соглашения, либо в порядке существенных изменений условий труда по инициативе Нанимателя в соответствии со статьей 32 Трудового кодекса Республики Беларусь.</w:t>
-      </w:r>
-    </w:p>
-    <w:p>
-      <w:pPr>
-        <w:jc w:val="both"/>
-        <w:rPr>
-          <w:rFonts w:ascii="Times New Roman" w:hAnsi="Times New Roman" w:cs="Times New Roman"/>
-          <w:sz w:val="28"/>
-          <w:szCs w:val="28"/>
-        </w:rPr>
-      </w:pPr>
-      <w:r>
-        <w:rPr>
-          <w:rFonts w:ascii="Times New Roman" w:hAnsi="Times New Roman" w:cs="Times New Roman"/>
-          <w:sz w:val="28"/>
-          <w:szCs w:val="28"/>
-        </w:rPr>
-        <w:t>5.5. Заработная плата выплачивается регулярно два раза в месяц путем перечисления денежных средств на текущий (расчетный) банковский счет Работника в следующие сроки:</w:t>
-      </w:r>
-    </w:p>
-    <w:p>
-      <w:pPr>
-        <w:jc w:val="both"/>
-        <w:rPr>
-          <w:rFonts w:ascii="Times New Roman" w:hAnsi="Times New Roman" w:cs="Times New Roman"/>
-          <w:sz w:val="28"/>
-          <w:szCs w:val="28"/>
-        </w:rPr>
-      </w:pPr>
-      <w:r>
-        <w:rPr>
-          <w:rFonts w:ascii="Times New Roman" w:hAnsi="Times New Roman" w:cs="Times New Roman"/>
-          <w:sz w:val="28"/>
-          <w:szCs w:val="28"/>
-        </w:rPr>
-        <w:t>- 30-го числа текущего месяца — первая часть заработной платы;</w:t>
-      </w:r>
-    </w:p>
-    <w:p>
-      <w:pPr>
-        <w:jc w:val="both"/>
-        <w:rPr>
-          <w:rFonts w:ascii="Times New Roman" w:hAnsi="Times New Roman" w:cs="Times New Roman"/>
-          <w:sz w:val="28"/>
-          <w:szCs w:val="28"/>
-        </w:rPr>
-      </w:pPr>
-      <w:r>
-        <w:rPr>
-          <w:rFonts w:ascii="Times New Roman" w:hAnsi="Times New Roman" w:cs="Times New Roman"/>
-          <w:sz w:val="28"/>
-          <w:szCs w:val="28"/>
-        </w:rPr>
-        <w:t xml:space="preserve">- 15-го числа месяца, следующего за </w:t>
+          <w:sz w:val="26"/>
+          <w:szCs w:val="26"/>
+        </w:rPr>
+        <w:t>}}</w:t>
+      </w:r>
+    </w:p>
+    <w:p>
+      <w:pPr>
+        <w:jc w:val="both"/>
+        <w:rPr>
+          <w:rFonts w:ascii="Times New Roman" w:hAnsi="Times New Roman" w:cs="Times New Roman"/>
+          <w:sz w:val="26"/>
+          <w:szCs w:val="26"/>
+        </w:rPr>
+      </w:pPr>
+    </w:p>
+    <w:p>
+      <w:pPr>
+        <w:jc w:val="both"/>
+        <w:rPr>
+          <w:rFonts w:ascii="Times New Roman" w:hAnsi="Times New Roman" w:cs="Times New Roman"/>
+          <w:sz w:val="26"/>
+          <w:szCs w:val="26"/>
+        </w:rPr>
+      </w:pPr>
+      <w:r>
+        <w:rPr>
+          <w:rFonts w:ascii="Times New Roman" w:hAnsi="Times New Roman" w:cs="Times New Roman"/>
+          <w:sz w:val="26"/>
+          <w:szCs w:val="26"/>
+        </w:rPr>
+        <w:t>7. ИЗМЕНЕНИЕ, ПРОДЛЕНИЕ И ПРЕКРАЩЕНИЕ КОНТРАКТА</w:t>
+      </w:r>
+    </w:p>
+    <w:p>
+      <w:pPr>
+        <w:jc w:val="both"/>
+        <w:rPr>
+          <w:rFonts w:ascii="Times New Roman" w:hAnsi="Times New Roman" w:cs="Times New Roman"/>
+          <w:sz w:val="26"/>
+          <w:szCs w:val="26"/>
+        </w:rPr>
+      </w:pPr>
+      <w:r>
+        <w:rPr>
+          <w:rFonts w:ascii="Times New Roman" w:hAnsi="Times New Roman" w:cs="Times New Roman"/>
+          <w:sz w:val="26"/>
+          <w:szCs w:val="26"/>
+        </w:rPr>
+        <w:t>7.1. Изменение условий настоящего контракта производится по соглашению сторон либо по основаниям, предусмотренным законодательством Республики Беларусь.</w:t>
+      </w:r>
+    </w:p>
+    <w:p>
+      <w:pPr>
+        <w:jc w:val="both"/>
+        <w:rPr>
+          <w:rFonts w:ascii="Times New Roman" w:hAnsi="Times New Roman" w:cs="Times New Roman"/>
+          <w:sz w:val="26"/>
+          <w:szCs w:val="26"/>
+        </w:rPr>
+      </w:pPr>
+      <w:r>
+        <w:rPr>
+          <w:rFonts w:ascii="Times New Roman" w:hAnsi="Times New Roman" w:cs="Times New Roman"/>
+          <w:sz w:val="26"/>
+          <w:szCs w:val="26"/>
+        </w:rPr>
+        <w:t>7.2. Настоящий контракт может быть продлен по соглашению сторон на новый срок в соответствии с п. 1-1 ст. 261-1 Трудового кодекса Республики Беларусь. Продление контракта оформляется дополнительным соглашением, подписанным обеими Сторонами.</w:t>
+      </w:r>
+    </w:p>
+    <w:p>
+      <w:pPr>
+        <w:jc w:val="both"/>
+        <w:rPr>
+          <w:rFonts w:ascii="Times New Roman" w:hAnsi="Times New Roman" w:cs="Times New Roman"/>
+          <w:sz w:val="26"/>
+          <w:szCs w:val="26"/>
+        </w:rPr>
+      </w:pPr>
+      <w:r>
+        <w:rPr>
+          <w:rFonts w:ascii="Times New Roman" w:hAnsi="Times New Roman" w:cs="Times New Roman"/>
+          <w:sz w:val="26"/>
+          <w:szCs w:val="26"/>
+        </w:rPr>
+        <w:t xml:space="preserve">7.3. Наниматель обязан письменно предупредить Работника о решении продолжить или прекратить трудовые отношения не </w:t>
       </w:r>
       <w:proofErr w:type="gramStart"/>
       <w:r>
         <w:rPr>
           <w:rFonts w:ascii="Times New Roman" w:hAnsi="Times New Roman" w:cs="Times New Roman"/>
-          <w:sz w:val="28"/>
-          <w:szCs w:val="28"/>
-        </w:rPr>
-        <w:t>расчетным</w:t>
+          <w:sz w:val="26"/>
+          <w:szCs w:val="26"/>
+        </w:rPr>
+        <w:t>позднее</w:t>
       </w:r>
       <w:proofErr w:type="gramEnd"/>
       <w:r>
         <w:rPr>
           <w:rFonts w:ascii="Times New Roman" w:hAnsi="Times New Roman" w:cs="Times New Roman"/>
-          <w:sz w:val="28"/>
-          <w:szCs w:val="28"/>
-        </w:rPr>
-        <w:t>, — вторая часть заработной платы.</w:t>
-      </w:r>
-    </w:p>
-    <w:p>
-      <w:pPr>
-        <w:jc w:val="both"/>
-        <w:rPr>
-          <w:rFonts w:ascii="Times New Roman" w:hAnsi="Times New Roman" w:cs="Times New Roman"/>
-          <w:sz w:val="28"/>
-          <w:szCs w:val="28"/>
-        </w:rPr>
-      </w:pPr>
-    </w:p>
-    <w:p>
-      <w:pPr>
-        <w:jc w:val="both"/>
-        <w:rPr>
-          <w:rFonts w:ascii="Times New Roman" w:hAnsi="Times New Roman" w:cs="Times New Roman"/>
-          <w:sz w:val="28"/>
-          <w:szCs w:val="28"/>
-        </w:rPr>
-      </w:pPr>
-      <w:r>
-        <w:rPr>
-          <w:rFonts w:ascii="Times New Roman" w:hAnsi="Times New Roman" w:cs="Times New Roman"/>
-          <w:sz w:val="28"/>
-          <w:szCs w:val="28"/>
-        </w:rPr>
-        <w:t>6. ОТВЕТСТВЕННОСТЬ СТОРОН</w:t>
-      </w:r>
-    </w:p>
-    <w:p>
-      <w:pPr>
-        <w:jc w:val="both"/>
-        <w:rPr>
-          <w:rFonts w:ascii="Times New Roman" w:hAnsi="Times New Roman" w:cs="Times New Roman"/>
-          <w:sz w:val="28"/>
-          <w:szCs w:val="28"/>
-        </w:rPr>
-      </w:pPr>
-      <w:r>
-        <w:rPr>
-          <w:rFonts w:ascii="Times New Roman" w:hAnsi="Times New Roman" w:cs="Times New Roman"/>
-          <w:sz w:val="28"/>
-          <w:szCs w:val="28"/>
+          <w:sz w:val="26"/>
+          <w:szCs w:val="26"/>
+        </w:rPr>
+        <w:t xml:space="preserve"> чем за один месяц до истечения срока контракта. Работник обязан письменно уведомить Нанимателя о своем решении не </w:t>
+      </w:r>
+      <w:proofErr w:type="gramStart"/>
+      <w:r>
+        <w:rPr>
+          <w:rFonts w:ascii="Times New Roman" w:hAnsi="Times New Roman" w:cs="Times New Roman"/>
+          <w:sz w:val="26"/>
+          <w:szCs w:val="26"/>
+        </w:rPr>
+        <w:t>позднее</w:t>
+      </w:r>
+      <w:proofErr w:type="gramEnd"/>
+      <w:r>
+        <w:rPr>
+          <w:rFonts w:ascii="Times New Roman" w:hAnsi="Times New Roman" w:cs="Times New Roman"/>
+          <w:sz w:val="26"/>
+          <w:szCs w:val="26"/>
+        </w:rPr>
+        <w:t xml:space="preserve"> чем за две недели до истечения срока контракта.</w:t>
+      </w:r>
+    </w:p>
+    <w:p>
+      <w:pPr>
+        <w:jc w:val="both"/>
+        <w:rPr>
+          <w:rFonts w:ascii="Times New Roman" w:hAnsi="Times New Roman" w:cs="Times New Roman"/>
+          <w:sz w:val="26"/>
+          <w:szCs w:val="26"/>
+        </w:rPr>
+      </w:pPr>
+      <w:r>
+        <w:rPr>
+          <w:rFonts w:ascii="Times New Roman" w:hAnsi="Times New Roman" w:cs="Times New Roman"/>
+          <w:sz w:val="26"/>
+          <w:szCs w:val="26"/>
         </w:rPr>
         <w:lastRenderedPageBreak/>
-        <w:t>6.1. За неисполнение или ненадлежащее исполнение своих обязанностей Стороны несут дисциплинарную, материальную и иную ответственность в соответствии с Трудовым кодексом Республики Беларусь.</w:t>
-      </w:r>
-    </w:p>
-    <w:p>
-      <w:pPr>
-        <w:jc w:val="both"/>
-        <w:rPr>
-          <w:rFonts w:ascii="Times New Roman" w:hAnsi="Times New Roman" w:cs="Times New Roman"/>
-          <w:sz w:val="28"/>
-          <w:szCs w:val="28"/>
-        </w:rPr>
-      </w:pPr>
-      <w:r>
-        <w:rPr>
-          <w:rFonts w:ascii="Times New Roman" w:hAnsi="Times New Roman" w:cs="Times New Roman"/>
-          <w:sz w:val="28"/>
-          <w:szCs w:val="28"/>
-        </w:rPr>
-        <w:t>{{</w:t>
+        <w:t>7.4. Контракт может быть прекращен в связи с истечением срока его действия (п. 2 ст. 35 ТК РБ) либо по иным основаниям, предусмотренным Трудовым кодексом Республики Беларусь.</w:t>
+      </w:r>
+    </w:p>
+    <w:p>
+      <w:pPr>
+        <w:jc w:val="both"/>
+        <w:rPr>
+          <w:rFonts w:ascii="Times New Roman" w:hAnsi="Times New Roman" w:cs="Times New Roman"/>
+          <w:sz w:val="26"/>
+          <w:szCs w:val="26"/>
+        </w:rPr>
+      </w:pPr>
+    </w:p>
+    <w:p>
+      <w:pPr>
+        <w:jc w:val="both"/>
+        <w:rPr>
+          <w:rFonts w:ascii="Times New Roman" w:hAnsi="Times New Roman" w:cs="Times New Roman"/>
+          <w:sz w:val="26"/>
+          <w:szCs w:val="26"/>
+        </w:rPr>
+      </w:pPr>
+      <w:r>
+        <w:rPr>
+          <w:rFonts w:ascii="Times New Roman" w:hAnsi="Times New Roman" w:cs="Times New Roman"/>
+          <w:sz w:val="26"/>
+          <w:szCs w:val="26"/>
+        </w:rPr>
+        <w:t>8. РАЗРЕШЕНИЕ СПОРОВ</w:t>
+      </w:r>
+    </w:p>
+    <w:p>
+      <w:pPr>
+        <w:jc w:val="both"/>
+        <w:rPr>
+          <w:rFonts w:ascii="Times New Roman" w:hAnsi="Times New Roman" w:cs="Times New Roman"/>
+          <w:sz w:val="26"/>
+          <w:szCs w:val="26"/>
+        </w:rPr>
+      </w:pPr>
+      <w:r>
+        <w:rPr>
+          <w:rFonts w:ascii="Times New Roman" w:hAnsi="Times New Roman" w:cs="Times New Roman"/>
+          <w:sz w:val="26"/>
+          <w:szCs w:val="26"/>
+        </w:rPr>
+        <w:t xml:space="preserve">8.1. Все споры и разногласия, возникающие между Сторонами, разрешаются путем переговоров. При </w:t>
       </w:r>
       <w:proofErr w:type="spellStart"/>
       <w:r>
         <w:rPr>
           <w:rFonts w:ascii="Times New Roman" w:hAnsi="Times New Roman" w:cs="Times New Roman"/>
-          <w:sz w:val="28"/>
-          <w:szCs w:val="28"/>
-        </w:rPr>
-        <w:t>blok_mat_otvetstvennost</w:t>
+          <w:sz w:val="26"/>
+          <w:szCs w:val="26"/>
+        </w:rPr>
+        <w:t>недостижении</w:t>
       </w:r>
       <w:proofErr w:type="spellEnd"/>
       <w:r>
         <w:rPr>
           <w:rFonts w:ascii="Times New Roman" w:hAnsi="Times New Roman" w:cs="Times New Roman"/>
-          <w:sz w:val="28"/>
-          <w:szCs w:val="28"/>
-        </w:rPr>
-        <w:t>}}</w:t>
-      </w:r>
-    </w:p>
-    <w:p>
-      <w:pPr>
-        <w:jc w:val="both"/>
-        <w:rPr>
-          <w:rFonts w:ascii="Times New Roman" w:hAnsi="Times New Roman" w:cs="Times New Roman"/>
-          <w:sz w:val="28"/>
-          <w:szCs w:val="28"/>
-        </w:rPr>
-      </w:pPr>
-    </w:p>
-    <w:p>
-      <w:pPr>
-        <w:jc w:val="both"/>
-        <w:rPr>
-          <w:rFonts w:ascii="Times New Roman" w:hAnsi="Times New Roman" w:cs="Times New Roman"/>
-          <w:sz w:val="28"/>
-          <w:szCs w:val="28"/>
-        </w:rPr>
-      </w:pPr>
-      <w:r>
-        <w:rPr>
-          <w:rFonts w:ascii="Times New Roman" w:hAnsi="Times New Roman" w:cs="Times New Roman"/>
-          <w:sz w:val="28"/>
-          <w:szCs w:val="28"/>
-        </w:rPr>
-        <w:t>7. ИЗМЕНЕНИЕ, ПРОДЛЕНИЕ И ПРЕКРАЩЕНИЕ КОНТРАКТА</w:t>
-      </w:r>
-    </w:p>
-    <w:p>
-      <w:pPr>
-        <w:jc w:val="both"/>
-        <w:rPr>
-          <w:rFonts w:ascii="Times New Roman" w:hAnsi="Times New Roman" w:cs="Times New Roman"/>
-          <w:sz w:val="28"/>
-          <w:szCs w:val="28"/>
-        </w:rPr>
-      </w:pPr>
-      <w:r>
-        <w:rPr>
-          <w:rFonts w:ascii="Times New Roman" w:hAnsi="Times New Roman" w:cs="Times New Roman"/>
-          <w:sz w:val="28"/>
-          <w:szCs w:val="28"/>
-        </w:rPr>
-        <w:t>7.1. Изменение условий настоящего контракта производится по соглашению сторон либо по основаниям, предусмотренным законодательством Республики Беларусь.</w:t>
-      </w:r>
-    </w:p>
-    <w:p>
-      <w:pPr>
-        <w:jc w:val="both"/>
-        <w:rPr>
-          <w:rFonts w:ascii="Times New Roman" w:hAnsi="Times New Roman" w:cs="Times New Roman"/>
-          <w:sz w:val="28"/>
-          <w:szCs w:val="28"/>
-        </w:rPr>
-      </w:pPr>
-      <w:r>
-        <w:rPr>
-          <w:rFonts w:ascii="Times New Roman" w:hAnsi="Times New Roman" w:cs="Times New Roman"/>
-          <w:sz w:val="28"/>
-          <w:szCs w:val="28"/>
-        </w:rPr>
-        <w:t>7.2. Настоящий контракт может быть продлен по соглашению сторон на новый срок в соответствии с п. 1-1 ст. 261-1 Трудового кодекса Республики Беларусь. Продление контракта оформляется дополнительным соглашением, подписанным обеими Сторонами.</w:t>
-      </w:r>
-    </w:p>
-    <w:p>
-      <w:pPr>
-        <w:jc w:val="both"/>
-        <w:rPr>
-          <w:rFonts w:ascii="Times New Roman" w:hAnsi="Times New Roman" w:cs="Times New Roman"/>
-          <w:sz w:val="28"/>
-          <w:szCs w:val="28"/>
-        </w:rPr>
-      </w:pPr>
-      <w:r>
-        <w:rPr>
-          <w:rFonts w:ascii="Times New Roman" w:hAnsi="Times New Roman" w:cs="Times New Roman"/>
-          <w:sz w:val="28"/>
-          <w:szCs w:val="28"/>
-        </w:rPr>
-        <w:t xml:space="preserve">7.3. Наниматель обязан письменно предупредить Работника о решении продолжить или прекратить трудовые отношения не </w:t>
-      </w:r>
-      <w:proofErr w:type="gramStart"/>
-      <w:r>
-        <w:rPr>
-          <w:rFonts w:ascii="Times New Roman" w:hAnsi="Times New Roman" w:cs="Times New Roman"/>
-          <w:sz w:val="28"/>
-          <w:szCs w:val="28"/>
-        </w:rPr>
-        <w:t>позднее</w:t>
-      </w:r>
-      <w:proofErr w:type="gramEnd"/>
-      <w:r>
-        <w:rPr>
-          <w:rFonts w:ascii="Times New Roman" w:hAnsi="Times New Roman" w:cs="Times New Roman"/>
-          <w:sz w:val="28"/>
-          <w:szCs w:val="28"/>
-        </w:rPr>
-        <w:t xml:space="preserve"> чем за один месяц до истечения срока контракта. Работник обязан письменно уведомить Нанимателя о своем решении не </w:t>
-      </w:r>
-      <w:proofErr w:type="gramStart"/>
-      <w:r>
-        <w:rPr>
-          <w:rFonts w:ascii="Times New Roman" w:hAnsi="Times New Roman" w:cs="Times New Roman"/>
-          <w:sz w:val="28"/>
-          <w:szCs w:val="28"/>
-        </w:rPr>
-        <w:t>позднее</w:t>
-      </w:r>
-      <w:proofErr w:type="gramEnd"/>
-      <w:r>
-        <w:rPr>
-          <w:rFonts w:ascii="Times New Roman" w:hAnsi="Times New Roman" w:cs="Times New Roman"/>
-          <w:sz w:val="28"/>
-          <w:szCs w:val="28"/>
-        </w:rPr>
-        <w:t xml:space="preserve"> чем за две недели до истечения срока контракта.</w:t>
-      </w:r>
-    </w:p>
-    <w:p>
-      <w:pPr>
-        <w:jc w:val="both"/>
-        <w:rPr>
-          <w:rFonts w:ascii="Times New Roman" w:hAnsi="Times New Roman" w:cs="Times New Roman"/>
-          <w:sz w:val="28"/>
-          <w:szCs w:val="28"/>
-        </w:rPr>
-      </w:pPr>
-      <w:r>
-        <w:rPr>
-          <w:rFonts w:ascii="Times New Roman" w:hAnsi="Times New Roman" w:cs="Times New Roman"/>
-          <w:sz w:val="28"/>
-          <w:szCs w:val="28"/>
-        </w:rPr>
-        <w:t>7.4. Контракт может быть прекращен в связи с истечением срока его действия (п. 2 ст. 35 ТК РБ) либо по иным основаниям, предусмотренным Трудовым кодексом Республики Беларусь.</w:t>
-      </w:r>
-    </w:p>
-    <w:p>
-      <w:pPr>
-        <w:jc w:val="both"/>
-        <w:rPr>
-          <w:rFonts w:ascii="Times New Roman" w:hAnsi="Times New Roman" w:cs="Times New Roman"/>
-          <w:sz w:val="28"/>
-          <w:szCs w:val="28"/>
-        </w:rPr>
-      </w:pPr>
-    </w:p>
-    <w:p>
-      <w:pPr>
-        <w:jc w:val="both"/>
-        <w:rPr>
-          <w:rFonts w:ascii="Times New Roman" w:hAnsi="Times New Roman" w:cs="Times New Roman"/>
-          <w:sz w:val="28"/>
-          <w:szCs w:val="28"/>
-        </w:rPr>
-      </w:pPr>
-      <w:r>
-        <w:rPr>
-          <w:rFonts w:ascii="Times New Roman" w:hAnsi="Times New Roman" w:cs="Times New Roman"/>
-          <w:sz w:val="28"/>
-          <w:szCs w:val="28"/>
-        </w:rPr>
-        <w:t>8. РАЗРЕШЕНИЕ СПОРОВ</w:t>
-      </w:r>
-    </w:p>
-    <w:p>
-      <w:pPr>
-        <w:jc w:val="both"/>
-        <w:rPr>
-          <w:rFonts w:ascii="Times New Roman" w:hAnsi="Times New Roman" w:cs="Times New Roman"/>
-          <w:sz w:val="28"/>
-          <w:szCs w:val="28"/>
-        </w:rPr>
-      </w:pPr>
-      <w:r>
-        <w:rPr>
-          <w:rFonts w:ascii="Times New Roman" w:hAnsi="Times New Roman" w:cs="Times New Roman"/>
-          <w:sz w:val="28"/>
-          <w:szCs w:val="28"/>
-        </w:rPr>
-        <w:t xml:space="preserve">8.1. Все споры и разногласия, возникающие между Сторонами, разрешаются путем переговоров. При </w:t>
-      </w:r>
-      <w:proofErr w:type="spellStart"/>
-      <w:r>
-        <w:rPr>
-          <w:rFonts w:ascii="Times New Roman" w:hAnsi="Times New Roman" w:cs="Times New Roman"/>
-          <w:sz w:val="28"/>
-          <w:szCs w:val="28"/>
-        </w:rPr>
-        <w:t>недостижении</w:t>
-      </w:r>
-      <w:proofErr w:type="spellEnd"/>
-      <w:r>
-        <w:rPr>
-          <w:rFonts w:ascii="Times New Roman" w:hAnsi="Times New Roman" w:cs="Times New Roman"/>
-          <w:sz w:val="28"/>
-          <w:szCs w:val="28"/>
+          <w:sz w:val="26"/>
+          <w:szCs w:val="26"/>
         </w:rPr>
         <w:t xml:space="preserve"> согласия спор передается на рассмотрение суда в порядке, установленном законодательством Республики Беларусь.</w:t>
       </w:r>
@@ -1506,25 +1507,25 @@
         <w:jc w:val="both"/>
         <w:rPr>
           <w:rFonts w:ascii="Times New Roman" w:hAnsi="Times New Roman" w:cs="Times New Roman"/>
-          <w:sz w:val="28"/>
-          <w:szCs w:val="28"/>
-        </w:rPr>
-      </w:pPr>
-    </w:p>
-    <w:p>
-      <w:pPr>
-        <w:jc w:val="both"/>
-        <w:rPr>
-          <w:rFonts w:ascii="Times New Roman" w:hAnsi="Times New Roman" w:cs="Times New Roman"/>
-          <w:sz w:val="28"/>
-          <w:szCs w:val="28"/>
-        </w:rPr>
-      </w:pPr>
-      <w:r>
-        <w:rPr>
-          <w:rFonts w:ascii="Times New Roman" w:hAnsi="Times New Roman" w:cs="Times New Roman"/>
-          <w:sz w:val="28"/>
-          <w:szCs w:val="28"/>
+          <w:sz w:val="26"/>
+          <w:szCs w:val="26"/>
+        </w:rPr>
+      </w:pPr>
+    </w:p>
+    <w:p>
+      <w:pPr>
+        <w:jc w:val="both"/>
+        <w:rPr>
+          <w:rFonts w:ascii="Times New Roman" w:hAnsi="Times New Roman" w:cs="Times New Roman"/>
+          <w:sz w:val="26"/>
+          <w:szCs w:val="26"/>
+        </w:rPr>
+      </w:pPr>
+      <w:r>
+        <w:rPr>
+          <w:rFonts w:ascii="Times New Roman" w:hAnsi="Times New Roman" w:cs="Times New Roman"/>
+          <w:sz w:val="26"/>
+          <w:szCs w:val="26"/>
         </w:rPr>
         <w:t>9. ЗАКЛЮЧИТЕЛЬНЫЕ ПОЛОЖЕНИЯ</w:t>
       </w:r>
@@ -1534,17 +1535,16 @@
         <w:jc w:val="both"/>
         <w:rPr>
           <w:rFonts w:ascii="Times New Roman" w:hAnsi="Times New Roman" w:cs="Times New Roman"/>
-          <w:sz w:val="28"/>
-          <w:szCs w:val="28"/>
-        </w:rPr>
-      </w:pPr>
-      <w:r>
-        <w:rPr>
-          <w:rFonts w:ascii="Times New Roman" w:hAnsi="Times New Roman" w:cs="Times New Roman"/>
-          <w:sz w:val="28"/>
-          <w:szCs w:val="28"/>
-        </w:rPr>
-        <w:lastRenderedPageBreak/>
+          <w:sz w:val="26"/>
+          <w:szCs w:val="26"/>
+        </w:rPr>
+      </w:pPr>
+      <w:r>
+        <w:rPr>
+          <w:rFonts w:ascii="Times New Roman" w:hAnsi="Times New Roman" w:cs="Times New Roman"/>
+          <w:sz w:val="26"/>
+          <w:szCs w:val="26"/>
+        </w:rPr>
         <w:t>9.1. Настоящий контракт составлен в двух экземплярах на русском языке, имеющих одинаковую юридическую силу: один экземпляр хранится у Нанимателя, второй — у Работника.</w:t>
       </w:r>
     </w:p>
@@ -1553,15 +1553,15 @@
         <w:jc w:val="both"/>
         <w:rPr>
           <w:rFonts w:ascii="Times New Roman" w:hAnsi="Times New Roman" w:cs="Times New Roman"/>
-          <w:sz w:val="28"/>
-          <w:szCs w:val="28"/>
-        </w:rPr>
-      </w:pPr>
-      <w:r>
-        <w:rPr>
-          <w:rFonts w:ascii="Times New Roman" w:hAnsi="Times New Roman" w:cs="Times New Roman"/>
-          <w:sz w:val="28"/>
-          <w:szCs w:val="28"/>
+          <w:sz w:val="26"/>
+          <w:szCs w:val="26"/>
+        </w:rPr>
+      </w:pPr>
+      <w:r>
+        <w:rPr>
+          <w:rFonts w:ascii="Times New Roman" w:hAnsi="Times New Roman" w:cs="Times New Roman"/>
+          <w:sz w:val="26"/>
+          <w:szCs w:val="26"/>
         </w:rPr>
         <w:t>9.2. Вопросы, не урегулированные настоящим контрактом, регулируются Трудовым кодексом Республики Беларусь и иными актами законодательства.</w:t>
       </w:r>
@@ -1571,8 +1571,8 @@
         <w:jc w:val="both"/>
         <w:rPr>
           <w:rFonts w:ascii="Times New Roman" w:hAnsi="Times New Roman" w:cs="Times New Roman"/>
-          <w:sz w:val="28"/>
-          <w:szCs w:val="28"/>
+          <w:sz w:val="26"/>
+          <w:szCs w:val="26"/>
         </w:rPr>
       </w:pPr>
     </w:p>
@@ -1604,8 +1604,8 @@
               <w:jc w:val="both"/>
               <w:rPr>
                 <w:rFonts w:ascii="Times New Roman" w:hAnsi="Times New Roman" w:cs="Times New Roman"/>
-                <w:sz w:val="28"/>
-                <w:szCs w:val="28"/>
+                <w:sz w:val="26"/>
+                <w:szCs w:val="26"/>
               </w:rPr>
             </w:pPr>
           </w:p>
@@ -1619,8 +1619,8 @@
               <w:jc w:val="both"/>
               <w:rPr>
                 <w:rFonts w:ascii="Times New Roman" w:hAnsi="Times New Roman" w:cs="Times New Roman"/>
-                <w:sz w:val="28"/>
-                <w:szCs w:val="28"/>
+                <w:sz w:val="26"/>
+                <w:szCs w:val="26"/>
               </w:rPr>
             </w:pPr>
           </w:p>
@@ -1657,15 +1657,15 @@
               <w:jc w:val="both"/>
               <w:rPr>
                 <w:rFonts w:ascii="Times New Roman" w:hAnsi="Times New Roman" w:cs="Times New Roman"/>
-                <w:sz w:val="28"/>
-                <w:szCs w:val="28"/>
+                <w:sz w:val="26"/>
+                <w:szCs w:val="26"/>
               </w:rPr>
             </w:pPr>
             <w:r>
               <w:rPr>
                 <w:rFonts w:ascii="Times New Roman" w:hAnsi="Times New Roman" w:cs="Times New Roman"/>
-                <w:sz w:val="28"/>
-                <w:szCs w:val="28"/>
+                <w:sz w:val="26"/>
+                <w:szCs w:val="26"/>
               </w:rPr>
               <w:t xml:space="preserve">НАНИМАТЕЛЬ:                                      </w:t>
             </w:r>
@@ -1680,15 +1680,15 @@
               <w:jc w:val="both"/>
               <w:rPr>
                 <w:rFonts w:ascii="Times New Roman" w:hAnsi="Times New Roman" w:cs="Times New Roman"/>
-                <w:sz w:val="28"/>
-                <w:szCs w:val="28"/>
+                <w:sz w:val="26"/>
+                <w:szCs w:val="26"/>
               </w:rPr>
             </w:pPr>
             <w:r>
               <w:rPr>
                 <w:rFonts w:ascii="Times New Roman" w:hAnsi="Times New Roman" w:cs="Times New Roman"/>
-                <w:sz w:val="28"/>
-                <w:szCs w:val="28"/>
+                <w:sz w:val="26"/>
+                <w:szCs w:val="26"/>
               </w:rPr>
               <w:t>РАБОТНИК:</w:t>
             </w:r>
@@ -1698,8 +1698,8 @@
               <w:jc w:val="both"/>
               <w:rPr>
                 <w:rFonts w:ascii="Times New Roman" w:hAnsi="Times New Roman" w:cs="Times New Roman"/>
-                <w:sz w:val="28"/>
-                <w:szCs w:val="28"/>
+                <w:sz w:val="26"/>
+                <w:szCs w:val="26"/>
               </w:rPr>
             </w:pPr>
           </w:p>
@@ -1716,15 +1716,15 @@
               <w:jc w:val="both"/>
               <w:rPr>
                 <w:rFonts w:ascii="Times New Roman" w:hAnsi="Times New Roman" w:cs="Times New Roman"/>
-                <w:sz w:val="28"/>
-                <w:szCs w:val="28"/>
+                <w:sz w:val="26"/>
+                <w:szCs w:val="26"/>
               </w:rPr>
             </w:pPr>
             <w:r>
               <w:rPr>
                 <w:rFonts w:ascii="Times New Roman" w:hAnsi="Times New Roman" w:cs="Times New Roman"/>
-                <w:sz w:val="28"/>
-                <w:szCs w:val="28"/>
+                <w:sz w:val="26"/>
+                <w:szCs w:val="26"/>
               </w:rPr>
               <w:t xml:space="preserve">ООО «ВИТАРМИКО»    </w:t>
             </w:r>
@@ -1740,15 +1740,15 @@
               <w:jc w:val="both"/>
               <w:rPr>
                 <w:rFonts w:ascii="Times New Roman" w:hAnsi="Times New Roman" w:cs="Times New Roman"/>
-                <w:sz w:val="28"/>
-                <w:szCs w:val="28"/>
+                <w:sz w:val="26"/>
+                <w:szCs w:val="26"/>
               </w:rPr>
             </w:pPr>
             <w:r>
               <w:rPr>
                 <w:rFonts w:ascii="Times New Roman" w:hAnsi="Times New Roman" w:cs="Times New Roman"/>
-                <w:sz w:val="28"/>
-                <w:szCs w:val="28"/>
+                <w:sz w:val="26"/>
+                <w:szCs w:val="26"/>
               </w:rPr>
               <w:t>{{</w:t>
             </w:r>
@@ -1756,8 +1756,8 @@
             <w:r>
               <w:rPr>
                 <w:rFonts w:ascii="Times New Roman" w:hAnsi="Times New Roman" w:cs="Times New Roman"/>
-                <w:sz w:val="28"/>
-                <w:szCs w:val="28"/>
+                <w:sz w:val="26"/>
+                <w:szCs w:val="26"/>
               </w:rPr>
               <w:t>FIO_rabotnika_imen</w:t>
             </w:r>
@@ -1765,8 +1765,8 @@
             <w:r>
               <w:rPr>
                 <w:rFonts w:ascii="Times New Roman" w:hAnsi="Times New Roman" w:cs="Times New Roman"/>
-                <w:sz w:val="28"/>
-                <w:szCs w:val="28"/>
+                <w:sz w:val="26"/>
+                <w:szCs w:val="26"/>
               </w:rPr>
               <w:t>}}</w:t>
             </w:r>
@@ -1784,15 +1784,15 @@
               <w:jc w:val="both"/>
               <w:rPr>
                 <w:rFonts w:ascii="Times New Roman" w:hAnsi="Times New Roman" w:cs="Times New Roman"/>
-                <w:sz w:val="28"/>
-                <w:szCs w:val="28"/>
+                <w:sz w:val="26"/>
+                <w:szCs w:val="26"/>
               </w:rPr>
             </w:pPr>
             <w:r>
               <w:rPr>
                 <w:rFonts w:ascii="Times New Roman" w:hAnsi="Times New Roman" w:cs="Times New Roman"/>
-                <w:sz w:val="28"/>
-                <w:szCs w:val="28"/>
+                <w:sz w:val="26"/>
+                <w:szCs w:val="26"/>
               </w:rPr>
               <w:t>Адрес: Витебский район,</w:t>
             </w:r>
@@ -1808,15 +1808,15 @@
               <w:jc w:val="both"/>
               <w:rPr>
                 <w:rFonts w:ascii="Times New Roman" w:hAnsi="Times New Roman" w:cs="Times New Roman"/>
-                <w:sz w:val="28"/>
-                <w:szCs w:val="28"/>
+                <w:sz w:val="26"/>
+                <w:szCs w:val="26"/>
               </w:rPr>
             </w:pPr>
             <w:r>
               <w:rPr>
                 <w:rFonts w:ascii="Times New Roman" w:hAnsi="Times New Roman" w:cs="Times New Roman"/>
-                <w:sz w:val="28"/>
-                <w:szCs w:val="28"/>
+                <w:sz w:val="26"/>
+                <w:szCs w:val="26"/>
               </w:rPr>
               <w:t>Адрес: {{</w:t>
             </w:r>
@@ -1824,8 +1824,8 @@
             <w:r>
               <w:rPr>
                 <w:rFonts w:ascii="Times New Roman" w:hAnsi="Times New Roman" w:cs="Times New Roman"/>
-                <w:sz w:val="28"/>
-                <w:szCs w:val="28"/>
+                <w:sz w:val="26"/>
+                <w:szCs w:val="26"/>
               </w:rPr>
               <w:t>adres_prozhivania</w:t>
             </w:r>
@@ -1833,8 +1833,8 @@
             <w:r>
               <w:rPr>
                 <w:rFonts w:ascii="Times New Roman" w:hAnsi="Times New Roman" w:cs="Times New Roman"/>
-                <w:sz w:val="28"/>
-                <w:szCs w:val="28"/>
+                <w:sz w:val="26"/>
+                <w:szCs w:val="26"/>
               </w:rPr>
               <w:t>}}</w:t>
             </w:r>
@@ -1852,16 +1852,16 @@
               <w:jc w:val="both"/>
               <w:rPr>
                 <w:rFonts w:ascii="Times New Roman" w:hAnsi="Times New Roman" w:cs="Times New Roman"/>
-                <w:sz w:val="28"/>
-                <w:szCs w:val="28"/>
+                <w:sz w:val="26"/>
+                <w:szCs w:val="26"/>
               </w:rPr>
             </w:pPr>
             <w:proofErr w:type="spellStart"/>
             <w:r>
               <w:rPr>
                 <w:rFonts w:ascii="Times New Roman" w:hAnsi="Times New Roman" w:cs="Times New Roman"/>
-                <w:sz w:val="28"/>
-                <w:szCs w:val="28"/>
+                <w:sz w:val="26"/>
+                <w:szCs w:val="26"/>
               </w:rPr>
               <w:t>Вороновский</w:t>
             </w:r>
@@ -1869,8 +1869,8 @@
             <w:r>
               <w:rPr>
                 <w:rFonts w:ascii="Times New Roman" w:hAnsi="Times New Roman" w:cs="Times New Roman"/>
-                <w:sz w:val="28"/>
-                <w:szCs w:val="28"/>
+                <w:sz w:val="26"/>
+                <w:szCs w:val="26"/>
               </w:rPr>
               <w:t xml:space="preserve"> с/с, д. Еремино, ул.</w:t>
             </w:r>
@@ -1886,23 +1886,24 @@
               <w:jc w:val="both"/>
               <w:rPr>
                 <w:rFonts w:ascii="Times New Roman" w:hAnsi="Times New Roman" w:cs="Times New Roman"/>
-                <w:sz w:val="28"/>
-                <w:szCs w:val="28"/>
+                <w:sz w:val="26"/>
+                <w:szCs w:val="26"/>
+                <w:lang w:val="en-US"/>
               </w:rPr>
             </w:pPr>
             <w:r>
               <w:rPr>
                 <w:rFonts w:ascii="Times New Roman" w:hAnsi="Times New Roman" w:cs="Times New Roman"/>
-                <w:sz w:val="28"/>
-                <w:szCs w:val="28"/>
+                <w:sz w:val="26"/>
+                <w:szCs w:val="26"/>
               </w:rPr>
               <w:t>Паспорт</w:t>
             </w:r>
             <w:r>
               <w:rPr>
                 <w:rFonts w:ascii="Times New Roman" w:hAnsi="Times New Roman" w:cs="Times New Roman"/>
-                <w:sz w:val="28"/>
-                <w:szCs w:val="28"/>
+                <w:sz w:val="26"/>
+                <w:szCs w:val="26"/>
                 <w:lang w:val="en-US"/>
               </w:rPr>
               <w:t>: {{</w:t>
@@ -1911,8 +1912,8 @@
             <w:r>
               <w:rPr>
                 <w:rFonts w:ascii="Times New Roman" w:hAnsi="Times New Roman" w:cs="Times New Roman"/>
-                <w:sz w:val="28"/>
-                <w:szCs w:val="28"/>
+                <w:sz w:val="26"/>
+                <w:szCs w:val="26"/>
                 <w:lang w:val="en-US"/>
               </w:rPr>
               <w:t>seria_pasporta</w:t>
@@ -1921,8 +1922,8 @@
             <w:r>
               <w:rPr>
                 <w:rFonts w:ascii="Times New Roman" w:hAnsi="Times New Roman" w:cs="Times New Roman"/>
-                <w:sz w:val="28"/>
-                <w:szCs w:val="28"/>
+                <w:sz w:val="26"/>
+                <w:szCs w:val="26"/>
                 <w:lang w:val="en-US"/>
               </w:rPr>
               <w:t>}} № {{</w:t>
@@ -1931,8 +1932,8 @@
             <w:r>
               <w:rPr>
                 <w:rFonts w:ascii="Times New Roman" w:hAnsi="Times New Roman" w:cs="Times New Roman"/>
-                <w:sz w:val="28"/>
-                <w:szCs w:val="28"/>
+                <w:sz w:val="26"/>
+                <w:szCs w:val="26"/>
                 <w:lang w:val="en-US"/>
               </w:rPr>
               <w:t>nomer_pasporta</w:t>
@@ -1941,8 +1942,8 @@
             <w:r>
               <w:rPr>
                 <w:rFonts w:ascii="Times New Roman" w:hAnsi="Times New Roman" w:cs="Times New Roman"/>
-                <w:sz w:val="28"/>
-                <w:szCs w:val="28"/>
+                <w:sz w:val="26"/>
+                <w:szCs w:val="26"/>
                 <w:lang w:val="en-US"/>
               </w:rPr>
               <w:t>}}</w:t>
@@ -1961,17 +1962,27 @@
               <w:jc w:val="both"/>
               <w:rPr>
                 <w:rFonts w:ascii="Times New Roman" w:hAnsi="Times New Roman" w:cs="Times New Roman"/>
-                <w:sz w:val="28"/>
-                <w:szCs w:val="28"/>
+                <w:sz w:val="26"/>
+                <w:szCs w:val="26"/>
               </w:rPr>
             </w:pPr>
+            <w:proofErr w:type="gramStart"/>
             <w:r>
               <w:rPr>
                 <w:rFonts w:ascii="Times New Roman" w:hAnsi="Times New Roman" w:cs="Times New Roman"/>
-                <w:sz w:val="28"/>
-                <w:szCs w:val="28"/>
-              </w:rPr>
-              <w:t xml:space="preserve">Советская, д. 4, ком. 24   </w:t>
+                <w:sz w:val="26"/>
+                <w:szCs w:val="26"/>
+              </w:rPr>
+              <w:t>Советская</w:t>
+            </w:r>
+            <w:proofErr w:type="gramEnd"/>
+            <w:r>
+              <w:rPr>
+                <w:rFonts w:ascii="Times New Roman" w:hAnsi="Times New Roman" w:cs="Times New Roman"/>
+                <w:sz w:val="26"/>
+                <w:szCs w:val="26"/>
+              </w:rPr>
+              <w:t xml:space="preserve">, д. 4, ком. 24   </w:t>
             </w:r>
           </w:p>
         </w:tc>
@@ -1984,24 +1995,24 @@
               <w:jc w:val="both"/>
               <w:rPr>
                 <w:rFonts w:ascii="Times New Roman" w:hAnsi="Times New Roman" w:cs="Times New Roman"/>
-                <w:sz w:val="28"/>
-                <w:szCs w:val="28"/>
+                <w:sz w:val="26"/>
+                <w:szCs w:val="26"/>
                 <w:lang w:val="en-US"/>
               </w:rPr>
             </w:pPr>
             <w:r>
               <w:rPr>
                 <w:rFonts w:ascii="Times New Roman" w:hAnsi="Times New Roman" w:cs="Times New Roman"/>
-                <w:sz w:val="28"/>
-                <w:szCs w:val="28"/>
+                <w:sz w:val="26"/>
+                <w:szCs w:val="26"/>
               </w:rPr>
               <w:t>Выдан</w:t>
             </w:r>
             <w:r>
               <w:rPr>
                 <w:rFonts w:ascii="Times New Roman" w:hAnsi="Times New Roman" w:cs="Times New Roman"/>
-                <w:sz w:val="28"/>
-                <w:szCs w:val="28"/>
+                <w:sz w:val="26"/>
+                <w:szCs w:val="26"/>
                 <w:lang w:val="en-US"/>
               </w:rPr>
               <w:t>: {{</w:t>
@@ -2010,8 +2021,8 @@
             <w:r>
               <w:rPr>
                 <w:rFonts w:ascii="Times New Roman" w:hAnsi="Times New Roman" w:cs="Times New Roman"/>
-                <w:sz w:val="28"/>
-                <w:szCs w:val="28"/>
+                <w:sz w:val="26"/>
+                <w:szCs w:val="26"/>
                 <w:lang w:val="en-US"/>
               </w:rPr>
               <w:t>kem_vydan</w:t>
@@ -2020,8 +2031,8 @@
             <w:r>
               <w:rPr>
                 <w:rFonts w:ascii="Times New Roman" w:hAnsi="Times New Roman" w:cs="Times New Roman"/>
-                <w:sz w:val="28"/>
-                <w:szCs w:val="28"/>
+                <w:sz w:val="26"/>
+                <w:szCs w:val="26"/>
                 <w:lang w:val="en-US"/>
               </w:rPr>
               <w:t>}}</w:t>
@@ -2032,8 +2043,8 @@
               <w:jc w:val="both"/>
               <w:rPr>
                 <w:rFonts w:ascii="Times New Roman" w:hAnsi="Times New Roman" w:cs="Times New Roman"/>
-                <w:sz w:val="28"/>
-                <w:szCs w:val="28"/>
+                <w:sz w:val="26"/>
+                <w:szCs w:val="26"/>
               </w:rPr>
             </w:pPr>
           </w:p>
@@ -2050,15 +2061,15 @@
               <w:jc w:val="both"/>
               <w:rPr>
                 <w:rFonts w:ascii="Times New Roman" w:hAnsi="Times New Roman" w:cs="Times New Roman"/>
-                <w:sz w:val="28"/>
-                <w:szCs w:val="28"/>
+                <w:sz w:val="26"/>
+                <w:szCs w:val="26"/>
               </w:rPr>
             </w:pPr>
             <w:r>
               <w:rPr>
                 <w:rFonts w:ascii="Times New Roman" w:hAnsi="Times New Roman" w:cs="Times New Roman"/>
-                <w:sz w:val="28"/>
-                <w:szCs w:val="28"/>
+                <w:sz w:val="26"/>
+                <w:szCs w:val="26"/>
               </w:rPr>
               <w:t>УНП: 391516375</w:t>
             </w:r>
@@ -2073,8 +2084,8 @@
               <w:jc w:val="both"/>
               <w:rPr>
                 <w:rFonts w:ascii="Times New Roman" w:hAnsi="Times New Roman" w:cs="Times New Roman"/>
-                <w:sz w:val="28"/>
-                <w:szCs w:val="28"/>
+                <w:sz w:val="26"/>
+                <w:szCs w:val="26"/>
               </w:rPr>
             </w:pPr>
           </w:p>
@@ -2091,15 +2102,15 @@
               <w:jc w:val="both"/>
               <w:rPr>
                 <w:rFonts w:ascii="Times New Roman" w:hAnsi="Times New Roman" w:cs="Times New Roman"/>
-                <w:sz w:val="28"/>
-                <w:szCs w:val="28"/>
+                <w:sz w:val="26"/>
+                <w:szCs w:val="26"/>
               </w:rPr>
             </w:pPr>
             <w:r>
               <w:rPr>
                 <w:rFonts w:ascii="Times New Roman" w:hAnsi="Times New Roman" w:cs="Times New Roman"/>
-                <w:sz w:val="28"/>
-                <w:szCs w:val="28"/>
+                <w:sz w:val="26"/>
+                <w:szCs w:val="26"/>
               </w:rPr>
               <w:t>Директор</w:t>
             </w:r>
@@ -2115,15 +2126,15 @@
               <w:jc w:val="both"/>
               <w:rPr>
                 <w:rFonts w:ascii="Times New Roman" w:hAnsi="Times New Roman" w:cs="Times New Roman"/>
-                <w:sz w:val="28"/>
-                <w:szCs w:val="28"/>
+                <w:sz w:val="26"/>
+                <w:szCs w:val="26"/>
               </w:rPr>
             </w:pPr>
             <w:r>
               <w:rPr>
                 <w:rFonts w:ascii="Times New Roman" w:hAnsi="Times New Roman" w:cs="Times New Roman"/>
-                <w:sz w:val="28"/>
-                <w:szCs w:val="28"/>
+                <w:sz w:val="26"/>
+                <w:szCs w:val="26"/>
                 <w:lang w:val="en-US"/>
               </w:rPr>
               <w:t>_____________</w:t>
@@ -2141,8 +2152,8 @@
               <w:jc w:val="both"/>
               <w:rPr>
                 <w:rFonts w:ascii="Times New Roman" w:hAnsi="Times New Roman" w:cs="Times New Roman"/>
-                <w:sz w:val="28"/>
-                <w:szCs w:val="28"/>
+                <w:sz w:val="26"/>
+                <w:szCs w:val="26"/>
               </w:rPr>
             </w:pPr>
           </w:p>
@@ -2151,15 +2162,15 @@
               <w:jc w:val="both"/>
               <w:rPr>
                 <w:rFonts w:ascii="Times New Roman" w:hAnsi="Times New Roman" w:cs="Times New Roman"/>
-                <w:sz w:val="28"/>
-                <w:szCs w:val="28"/>
+                <w:sz w:val="26"/>
+                <w:szCs w:val="26"/>
               </w:rPr>
             </w:pPr>
             <w:r>
               <w:rPr>
                 <w:rFonts w:ascii="Times New Roman" w:hAnsi="Times New Roman" w:cs="Times New Roman"/>
-                <w:sz w:val="28"/>
-                <w:szCs w:val="28"/>
+                <w:sz w:val="26"/>
+                <w:szCs w:val="26"/>
               </w:rPr>
               <w:t xml:space="preserve">_____________ К.А. Шевяков                                                                             </w:t>
             </w:r>
@@ -2174,8 +2185,8 @@
               <w:jc w:val="both"/>
               <w:rPr>
                 <w:rFonts w:ascii="Times New Roman" w:hAnsi="Times New Roman" w:cs="Times New Roman"/>
-                <w:sz w:val="28"/>
-                <w:szCs w:val="28"/>
+                <w:sz w:val="26"/>
+                <w:szCs w:val="26"/>
               </w:rPr>
             </w:pPr>
           </w:p>
@@ -2184,16 +2195,16 @@
               <w:jc w:val="both"/>
               <w:rPr>
                 <w:rFonts w:ascii="Times New Roman" w:hAnsi="Times New Roman" w:cs="Times New Roman"/>
-                <w:sz w:val="28"/>
-                <w:szCs w:val="28"/>
+                <w:sz w:val="26"/>
+                <w:szCs w:val="26"/>
                 <w:lang w:val="en-US"/>
               </w:rPr>
             </w:pPr>
             <w:r>
               <w:rPr>
                 <w:rFonts w:ascii="Times New Roman" w:hAnsi="Times New Roman" w:cs="Times New Roman"/>
-                <w:sz w:val="28"/>
-                <w:szCs w:val="28"/>
+                <w:sz w:val="26"/>
+                <w:szCs w:val="26"/>
                 <w:lang w:val="en-US"/>
               </w:rPr>
               <w:t>{{</w:t>
@@ -2202,8 +2213,8 @@
             <w:r>
               <w:rPr>
                 <w:rFonts w:ascii="Times New Roman" w:hAnsi="Times New Roman" w:cs="Times New Roman"/>
-                <w:sz w:val="28"/>
-                <w:szCs w:val="28"/>
+                <w:sz w:val="26"/>
+                <w:szCs w:val="26"/>
                 <w:lang w:val="en-US"/>
               </w:rPr>
               <w:t>FIO_rabotnika_fam</w:t>
@@ -2212,8 +2223,8 @@
             <w:r>
               <w:rPr>
                 <w:rFonts w:ascii="Times New Roman" w:hAnsi="Times New Roman" w:cs="Times New Roman"/>
-                <w:sz w:val="28"/>
-                <w:szCs w:val="28"/>
+                <w:sz w:val="26"/>
+                <w:szCs w:val="26"/>
                 <w:lang w:val="en-US"/>
               </w:rPr>
               <w:t>}}</w:t>
@@ -2250,12 +2261,10 @@
               <w:jc w:val="both"/>
               <w:rPr>
                 <w:rFonts w:ascii="Times New Roman" w:hAnsi="Times New Roman" w:cs="Times New Roman"/>
-                <w:sz w:val="28"/>
-                <w:szCs w:val="28"/>
+                <w:sz w:val="26"/>
+                <w:szCs w:val="26"/>
               </w:rPr>
             </w:pPr>
-            <w:bookmarkStart w:id="0" w:name="_GoBack"/>
-            <w:bookmarkEnd w:id="0"/>
           </w:p>
         </w:tc>
         <w:tc>
@@ -2267,8 +2276,8 @@
               <w:jc w:val="both"/>
               <w:rPr>
                 <w:rFonts w:ascii="Times New Roman" w:hAnsi="Times New Roman" w:cs="Times New Roman"/>
-                <w:sz w:val="28"/>
-                <w:szCs w:val="28"/>
+                <w:sz w:val="26"/>
+                <w:szCs w:val="26"/>
               </w:rPr>
             </w:pPr>
           </w:p>
@@ -2280,35 +2289,35 @@
         <w:jc w:val="both"/>
         <w:rPr>
           <w:rFonts w:ascii="Times New Roman" w:hAnsi="Times New Roman" w:cs="Times New Roman"/>
-          <w:sz w:val="28"/>
-          <w:szCs w:val="28"/>
-        </w:rPr>
-      </w:pPr>
-    </w:p>
-    <w:p>
-      <w:pPr>
-        <w:jc w:val="both"/>
-        <w:rPr>
-          <w:rFonts w:ascii="Times New Roman" w:hAnsi="Times New Roman" w:cs="Times New Roman"/>
-          <w:sz w:val="28"/>
-          <w:szCs w:val="28"/>
-        </w:rPr>
-      </w:pPr>
-    </w:p>
-    <w:p>
-      <w:pPr>
-        <w:jc w:val="both"/>
-        <w:rPr>
-          <w:rFonts w:ascii="Times New Roman" w:hAnsi="Times New Roman" w:cs="Times New Roman"/>
-          <w:sz w:val="28"/>
-          <w:szCs w:val="28"/>
-        </w:rPr>
-      </w:pPr>
-      <w:r>
-        <w:rPr>
-          <w:rFonts w:ascii="Times New Roman" w:hAnsi="Times New Roman" w:cs="Times New Roman"/>
-          <w:sz w:val="28"/>
-          <w:szCs w:val="28"/>
+          <w:sz w:val="26"/>
+          <w:szCs w:val="26"/>
+        </w:rPr>
+      </w:pPr>
+    </w:p>
+    <w:p>
+      <w:pPr>
+        <w:jc w:val="both"/>
+        <w:rPr>
+          <w:rFonts w:ascii="Times New Roman" w:hAnsi="Times New Roman" w:cs="Times New Roman"/>
+          <w:sz w:val="26"/>
+          <w:szCs w:val="26"/>
+        </w:rPr>
+      </w:pPr>
+    </w:p>
+    <w:p>
+      <w:pPr>
+        <w:jc w:val="both"/>
+        <w:rPr>
+          <w:rFonts w:ascii="Times New Roman" w:hAnsi="Times New Roman" w:cs="Times New Roman"/>
+          <w:sz w:val="26"/>
+          <w:szCs w:val="26"/>
+        </w:rPr>
+      </w:pPr>
+      <w:r>
+        <w:rPr>
+          <w:rFonts w:ascii="Times New Roman" w:hAnsi="Times New Roman" w:cs="Times New Roman"/>
+          <w:sz w:val="26"/>
+          <w:szCs w:val="26"/>
         </w:rPr>
         <w:t>С должностной инструкцией и Правилами внутреннего трудового распорядка ознакомле</w:t>
       </w:r>
@@ -2316,8 +2325,8 @@
       <w:r>
         <w:rPr>
           <w:rFonts w:ascii="Times New Roman" w:hAnsi="Times New Roman" w:cs="Times New Roman"/>
-          <w:sz w:val="28"/>
-          <w:szCs w:val="28"/>
+          <w:sz w:val="26"/>
+          <w:szCs w:val="26"/>
         </w:rPr>
         <w:t>н(</w:t>
       </w:r>
@@ -2325,8 +2334,8 @@
       <w:r>
         <w:rPr>
           <w:rFonts w:ascii="Times New Roman" w:hAnsi="Times New Roman" w:cs="Times New Roman"/>
-          <w:sz w:val="28"/>
-          <w:szCs w:val="28"/>
+          <w:sz w:val="26"/>
+          <w:szCs w:val="26"/>
         </w:rPr>
         <w:t>а):</w:t>
       </w:r>
@@ -2336,15 +2345,15 @@
         <w:jc w:val="both"/>
         <w:rPr>
           <w:rFonts w:ascii="Times New Roman" w:hAnsi="Times New Roman" w:cs="Times New Roman"/>
-          <w:sz w:val="28"/>
-          <w:szCs w:val="28"/>
-        </w:rPr>
-      </w:pPr>
-      <w:r>
-        <w:rPr>
-          <w:rFonts w:ascii="Times New Roman" w:hAnsi="Times New Roman" w:cs="Times New Roman"/>
-          <w:sz w:val="28"/>
-          <w:szCs w:val="28"/>
+          <w:sz w:val="26"/>
+          <w:szCs w:val="26"/>
+        </w:rPr>
+      </w:pPr>
+      <w:r>
+        <w:rPr>
+          <w:rFonts w:ascii="Times New Roman" w:hAnsi="Times New Roman" w:cs="Times New Roman"/>
+          <w:sz w:val="26"/>
+          <w:szCs w:val="26"/>
         </w:rPr>
         <w:t>_____________ {{</w:t>
       </w:r>
@@ -2352,8 +2361,8 @@
       <w:r>
         <w:rPr>
           <w:rFonts w:ascii="Times New Roman" w:hAnsi="Times New Roman" w:cs="Times New Roman"/>
-          <w:sz w:val="28"/>
-          <w:szCs w:val="28"/>
+          <w:sz w:val="26"/>
+          <w:szCs w:val="26"/>
         </w:rPr>
         <w:t>FIO_rabotnika_fam</w:t>
       </w:r>
@@ -2361,15 +2370,16 @@
       <w:r>
         <w:rPr>
           <w:rFonts w:ascii="Times New Roman" w:hAnsi="Times New Roman" w:cs="Times New Roman"/>
-          <w:sz w:val="28"/>
-          <w:szCs w:val="28"/>
+          <w:sz w:val="26"/>
+          <w:szCs w:val="26"/>
         </w:rPr>
         <w:t>}}        «___» _________ 202_ г.</w:t>
       </w:r>
+      <w:bookmarkEnd w:id="0"/>
     </w:p>
     <w:sectPr>
       <w:pgSz w:w="11906" w:h="16838"/>
-      <w:pgMar w:top="1440" w:right="1440" w:bottom="1440" w:left="1440" w:header="720" w:footer="720" w:gutter="0"/>
+      <w:pgMar w:top="1134" w:right="850" w:bottom="1134" w:left="1701" w:header="720" w:footer="720" w:gutter="0"/>
       <w:cols w:space="720"/>
       <w:docGrid w:linePitch="360"/>
     </w:sectPr>
@@ -3742,7 +3752,7 @@
   <a:extraClrSchemeLst/>
   <a:extLst>
     <a:ext uri="{05A4C25C-085E-4340-85A3-A5531E510DB2}">
-      <thm15:themeFamily xmlns="" xmlns:thm15="http://schemas.microsoft.com/office/thememl/2012/main" name="Office Theme" id="{62F939B6-93AF-4DB8-9C6B-D6C7DFDC589F}" vid="{4A3C46E8-61CC-4603-A589-7422A47A8E4A}"/>
+      <thm15:themeFamily xmlns:thm15="http://schemas.microsoft.com/office/thememl/2012/main" xmlns="" name="Office Theme" id="{62F939B6-93AF-4DB8-9C6B-D6C7DFDC589F}" vid="{4A3C46E8-61CC-4603-A589-7422A47A8E4A}"/>
     </a:ext>
   </a:extLst>
 </a:theme>

--- a/templates/template_rb_contract.docx
+++ b/templates/template_rb_contract.docx
@@ -11,7 +11,6 @@
           <w:szCs w:val="26"/>
         </w:rPr>
       </w:pPr>
-      <w:bookmarkStart w:id="0" w:name="_GoBack"/>
       <w:r>
         <w:rPr>
           <w:rFonts w:ascii="Times New Roman" w:hAnsi="Times New Roman" w:cs="Times New Roman"/>
@@ -333,6 +332,7 @@
     </w:p>
     <w:p>
       <w:pPr>
+        <w:spacing w:after="0"/>
         <w:jc w:val="both"/>
         <w:rPr>
           <w:rFonts w:ascii="Times New Roman" w:hAnsi="Times New Roman" w:cs="Times New Roman"/>
@@ -405,6 +405,7 @@
     </w:p>
     <w:p>
       <w:pPr>
+        <w:spacing w:after="0"/>
         <w:jc w:val="both"/>
         <w:rPr>
           <w:rFonts w:ascii="Times New Roman" w:hAnsi="Times New Roman" w:cs="Times New Roman"/>
@@ -441,6 +442,7 @@
     </w:p>
     <w:p>
       <w:pPr>
+        <w:spacing w:after="0"/>
         <w:jc w:val="both"/>
         <w:rPr>
           <w:rFonts w:ascii="Times New Roman" w:hAnsi="Times New Roman" w:cs="Times New Roman"/>
@@ -495,6 +497,7 @@
     </w:p>
     <w:p>
       <w:pPr>
+        <w:spacing w:after="0"/>
         <w:jc w:val="both"/>
         <w:rPr>
           <w:rFonts w:ascii="Times New Roman" w:hAnsi="Times New Roman" w:cs="Times New Roman"/>
@@ -559,6 +562,7 @@
     </w:p>
     <w:p>
       <w:pPr>
+        <w:spacing w:after="0"/>
         <w:jc w:val="both"/>
         <w:rPr>
           <w:rFonts w:ascii="Times New Roman" w:hAnsi="Times New Roman" w:cs="Times New Roman"/>
@@ -577,6 +581,7 @@
     </w:p>
     <w:p>
       <w:pPr>
+        <w:spacing w:after="0"/>
         <w:jc w:val="both"/>
         <w:rPr>
           <w:rFonts w:ascii="Times New Roman" w:hAnsi="Times New Roman" w:cs="Times New Roman"/>
@@ -613,6 +618,7 @@
     </w:p>
     <w:p>
       <w:pPr>
+        <w:spacing w:after="0"/>
         <w:jc w:val="both"/>
         <w:rPr>
           <w:rFonts w:ascii="Times New Roman" w:hAnsi="Times New Roman" w:cs="Times New Roman"/>
@@ -631,6 +637,7 @@
     </w:p>
     <w:p>
       <w:pPr>
+        <w:spacing w:after="0"/>
         <w:jc w:val="both"/>
         <w:rPr>
           <w:rFonts w:ascii="Times New Roman" w:hAnsi="Times New Roman" w:cs="Times New Roman"/>
@@ -667,6 +674,7 @@
     </w:p>
     <w:p>
       <w:pPr>
+        <w:spacing w:after="0"/>
         <w:jc w:val="both"/>
         <w:rPr>
           <w:rFonts w:ascii="Times New Roman" w:hAnsi="Times New Roman" w:cs="Times New Roman"/>
@@ -685,6 +693,7 @@
     </w:p>
     <w:p>
       <w:pPr>
+        <w:spacing w:after="0"/>
         <w:jc w:val="both"/>
         <w:rPr>
           <w:rFonts w:ascii="Times New Roman" w:hAnsi="Times New Roman" w:cs="Times New Roman"/>
@@ -703,6 +712,54 @@
     </w:p>
     <w:p>
       <w:pPr>
+        <w:spacing w:after="0"/>
+        <w:jc w:val="both"/>
+        <w:rPr>
+          <w:rFonts w:ascii="Times New Roman" w:hAnsi="Times New Roman" w:cs="Times New Roman"/>
+          <w:sz w:val="26"/>
+          <w:szCs w:val="26"/>
+        </w:rPr>
+      </w:pPr>
+      <w:r>
+        <w:rPr>
+          <w:rFonts w:ascii="Times New Roman" w:hAnsi="Times New Roman" w:cs="Times New Roman"/>
+          <w:sz w:val="26"/>
+          <w:szCs w:val="26"/>
+        </w:rPr>
+        <w:t>2.5. Бережно относиться к имуществу Нанимателя, принимать меры к предотвращению ущерба.</w:t>
+      </w:r>
+    </w:p>
+    <w:p>
+      <w:pPr>
+        <w:spacing w:after="0"/>
+        <w:jc w:val="both"/>
+        <w:rPr>
+          <w:rFonts w:ascii="Times New Roman" w:hAnsi="Times New Roman" w:cs="Times New Roman"/>
+          <w:sz w:val="26"/>
+          <w:szCs w:val="26"/>
+        </w:rPr>
+      </w:pPr>
+      <w:r>
+        <w:rPr>
+          <w:rFonts w:ascii="Times New Roman" w:hAnsi="Times New Roman" w:cs="Times New Roman"/>
+          <w:sz w:val="26"/>
+          <w:szCs w:val="26"/>
+        </w:rPr>
+        <w:t>2.6. Хранить коммерческую тайну Нанимателя, не разглашать служебную информацию.</w:t>
+      </w:r>
+    </w:p>
+    <w:p>
+      <w:pPr>
+        <w:jc w:val="both"/>
+        <w:rPr>
+          <w:rFonts w:ascii="Times New Roman" w:hAnsi="Times New Roman" w:cs="Times New Roman"/>
+          <w:sz w:val="26"/>
+          <w:szCs w:val="26"/>
+        </w:rPr>
+      </w:pPr>
+    </w:p>
+    <w:p>
+      <w:pPr>
         <w:jc w:val="both"/>
         <w:rPr>
           <w:rFonts w:ascii="Times New Roman" w:hAnsi="Times New Roman" w:cs="Times New Roman"/>
@@ -717,57 +774,12 @@
           <w:szCs w:val="26"/>
         </w:rPr>
         <w:lastRenderedPageBreak/>
-        <w:t>2.5. Бережно относиться к имуществу Нанимателя, принимать меры к предотвращению ущерба.</w:t>
-      </w:r>
-    </w:p>
-    <w:p>
-      <w:pPr>
-        <w:jc w:val="both"/>
-        <w:rPr>
-          <w:rFonts w:ascii="Times New Roman" w:hAnsi="Times New Roman" w:cs="Times New Roman"/>
-          <w:sz w:val="26"/>
-          <w:szCs w:val="26"/>
-        </w:rPr>
-      </w:pPr>
-      <w:r>
-        <w:rPr>
-          <w:rFonts w:ascii="Times New Roman" w:hAnsi="Times New Roman" w:cs="Times New Roman"/>
-          <w:sz w:val="26"/>
-          <w:szCs w:val="26"/>
-        </w:rPr>
-        <w:t>2.6. Хранить коммерческую тайну Нанимателя, не разглашать служебную информацию.</w:t>
-      </w:r>
-    </w:p>
-    <w:p>
-      <w:pPr>
-        <w:jc w:val="both"/>
-        <w:rPr>
-          <w:rFonts w:ascii="Times New Roman" w:hAnsi="Times New Roman" w:cs="Times New Roman"/>
-          <w:sz w:val="26"/>
-          <w:szCs w:val="26"/>
-        </w:rPr>
-      </w:pPr>
-    </w:p>
-    <w:p>
-      <w:pPr>
-        <w:jc w:val="both"/>
-        <w:rPr>
-          <w:rFonts w:ascii="Times New Roman" w:hAnsi="Times New Roman" w:cs="Times New Roman"/>
-          <w:sz w:val="26"/>
-          <w:szCs w:val="26"/>
-        </w:rPr>
-      </w:pPr>
-      <w:r>
-        <w:rPr>
-          <w:rFonts w:ascii="Times New Roman" w:hAnsi="Times New Roman" w:cs="Times New Roman"/>
-          <w:sz w:val="26"/>
-          <w:szCs w:val="26"/>
-        </w:rPr>
         <w:t>3. ОБЯЗАННОСТИ НАНИМАТЕЛЯ</w:t>
       </w:r>
     </w:p>
     <w:p>
       <w:pPr>
+        <w:spacing w:after="0"/>
         <w:jc w:val="both"/>
         <w:rPr>
           <w:rFonts w:ascii="Times New Roman" w:hAnsi="Times New Roman" w:cs="Times New Roman"/>
@@ -786,6 +798,7 @@
     </w:p>
     <w:p>
       <w:pPr>
+        <w:spacing w:after="0"/>
         <w:jc w:val="both"/>
         <w:rPr>
           <w:rFonts w:ascii="Times New Roman" w:hAnsi="Times New Roman" w:cs="Times New Roman"/>
@@ -804,6 +817,7 @@
     </w:p>
     <w:p>
       <w:pPr>
+        <w:spacing w:after="0"/>
         <w:jc w:val="both"/>
         <w:rPr>
           <w:rFonts w:ascii="Times New Roman" w:hAnsi="Times New Roman" w:cs="Times New Roman"/>
@@ -822,6 +836,7 @@
     </w:p>
     <w:p>
       <w:pPr>
+        <w:spacing w:after="0"/>
         <w:jc w:val="both"/>
         <w:rPr>
           <w:rFonts w:ascii="Times New Roman" w:hAnsi="Times New Roman" w:cs="Times New Roman"/>
@@ -868,6 +883,7 @@
     </w:p>
     <w:p>
       <w:pPr>
+        <w:spacing w:after="0"/>
         <w:jc w:val="both"/>
         <w:rPr>
           <w:rFonts w:ascii="Times New Roman" w:hAnsi="Times New Roman" w:cs="Times New Roman"/>
@@ -904,6 +920,7 @@
     </w:p>
     <w:p>
       <w:pPr>
+        <w:spacing w:after="0"/>
         <w:jc w:val="both"/>
         <w:rPr>
           <w:rFonts w:ascii="Times New Roman" w:hAnsi="Times New Roman" w:cs="Times New Roman"/>
@@ -922,6 +939,7 @@
     </w:p>
     <w:p>
       <w:pPr>
+        <w:spacing w:after="0"/>
         <w:jc w:val="both"/>
         <w:rPr>
           <w:rFonts w:ascii="Times New Roman" w:hAnsi="Times New Roman" w:cs="Times New Roman"/>
@@ -940,6 +958,7 @@
     </w:p>
     <w:p>
       <w:pPr>
+        <w:spacing w:after="0"/>
         <w:jc w:val="both"/>
         <w:rPr>
           <w:rFonts w:ascii="Times New Roman" w:hAnsi="Times New Roman" w:cs="Times New Roman"/>
@@ -958,6 +977,7 @@
     </w:p>
     <w:p>
       <w:pPr>
+        <w:spacing w:after="0"/>
         <w:jc w:val="both"/>
         <w:rPr>
           <w:rFonts w:ascii="Times New Roman" w:hAnsi="Times New Roman" w:cs="Times New Roman"/>
@@ -976,6 +996,7 @@
     </w:p>
     <w:p>
       <w:pPr>
+        <w:spacing w:after="0"/>
         <w:jc w:val="both"/>
         <w:rPr>
           <w:rFonts w:ascii="Times New Roman" w:hAnsi="Times New Roman" w:cs="Times New Roman"/>
@@ -1012,6 +1033,7 @@
     </w:p>
     <w:p>
       <w:pPr>
+        <w:spacing w:after="0"/>
         <w:jc w:val="both"/>
         <w:rPr>
           <w:rFonts w:ascii="Times New Roman" w:hAnsi="Times New Roman" w:cs="Times New Roman"/>
@@ -1058,6 +1080,101 @@
     </w:p>
     <w:p>
       <w:pPr>
+        <w:spacing w:after="0"/>
+        <w:jc w:val="both"/>
+        <w:rPr>
+          <w:rFonts w:ascii="Times New Roman" w:hAnsi="Times New Roman" w:cs="Times New Roman"/>
+          <w:sz w:val="26"/>
+          <w:szCs w:val="26"/>
+        </w:rPr>
+      </w:pPr>
+      <w:r>
+        <w:rPr>
+          <w:rFonts w:ascii="Times New Roman" w:hAnsi="Times New Roman" w:cs="Times New Roman"/>
+          <w:sz w:val="26"/>
+          <w:szCs w:val="26"/>
+        </w:rPr>
+        <w:t>5.1. На день подписания настоящего контракта Работнику устанавливается тарифный оклад в размере {{</w:t>
+      </w:r>
+      <w:proofErr w:type="spellStart"/>
+      <w:r>
+        <w:rPr>
+          <w:rFonts w:ascii="Times New Roman" w:hAnsi="Times New Roman" w:cs="Times New Roman"/>
+          <w:sz w:val="26"/>
+          <w:szCs w:val="26"/>
+        </w:rPr>
+        <w:t>oklad</w:t>
+      </w:r>
+      <w:proofErr w:type="spellEnd"/>
+      <w:r>
+        <w:rPr>
+          <w:rFonts w:ascii="Times New Roman" w:hAnsi="Times New Roman" w:cs="Times New Roman"/>
+          <w:sz w:val="26"/>
+          <w:szCs w:val="26"/>
+        </w:rPr>
+        <w:t>}} белорусских рублей в месяц.</w:t>
+      </w:r>
+    </w:p>
+    <w:p>
+      <w:pPr>
+        <w:spacing w:after="0"/>
+        <w:jc w:val="both"/>
+        <w:rPr>
+          <w:rFonts w:ascii="Times New Roman" w:hAnsi="Times New Roman" w:cs="Times New Roman"/>
+          <w:sz w:val="26"/>
+          <w:szCs w:val="26"/>
+        </w:rPr>
+      </w:pPr>
+      <w:r>
+        <w:rPr>
+          <w:rFonts w:ascii="Times New Roman" w:hAnsi="Times New Roman" w:cs="Times New Roman"/>
+          <w:sz w:val="26"/>
+          <w:szCs w:val="26"/>
+        </w:rPr>
+        <w:t>5.2. В соответствии со ст. 261-2 Трудового кодекса Республики Беларусь тарифный оклад, указанный в п. 5.1 настоящего контракта, повышается на 5%.</w:t>
+      </w:r>
+    </w:p>
+    <w:p>
+      <w:pPr>
+        <w:spacing w:after="0"/>
+        <w:jc w:val="both"/>
+        <w:rPr>
+          <w:rFonts w:ascii="Times New Roman" w:hAnsi="Times New Roman" w:cs="Times New Roman"/>
+          <w:sz w:val="26"/>
+          <w:szCs w:val="26"/>
+        </w:rPr>
+      </w:pPr>
+      <w:r>
+        <w:rPr>
+          <w:rFonts w:ascii="Times New Roman" w:hAnsi="Times New Roman" w:cs="Times New Roman"/>
+          <w:sz w:val="26"/>
+          <w:szCs w:val="26"/>
+        </w:rPr>
+        <w:t>5.3. Премирование и выплата надбавок производятся в соответствии с Положением об оплате труда и премировании, действующим у Нанимателя.</w:t>
+      </w:r>
+    </w:p>
+    <w:p>
+      <w:pPr>
+        <w:spacing w:after="0"/>
+        <w:jc w:val="both"/>
+        <w:rPr>
+          <w:rFonts w:ascii="Times New Roman" w:hAnsi="Times New Roman" w:cs="Times New Roman"/>
+          <w:sz w:val="26"/>
+          <w:szCs w:val="26"/>
+        </w:rPr>
+      </w:pPr>
+      <w:r>
+        <w:rPr>
+          <w:rFonts w:ascii="Times New Roman" w:hAnsi="Times New Roman" w:cs="Times New Roman"/>
+          <w:sz w:val="26"/>
+          <w:szCs w:val="26"/>
+        </w:rPr>
+        <w:t>5.4. Изменение размера и условий оплаты труда, установленных настоящим контрактом, производится по соглашению Сторон путем заключения письменного дополнительного соглашения, либо в порядке существенных изменений условий труда по инициативе Нанимателя в соответствии со статьей 32 Трудового кодекса Республики Беларусь.</w:t>
+      </w:r>
+    </w:p>
+    <w:p>
+      <w:pPr>
+        <w:spacing w:after="0"/>
         <w:jc w:val="both"/>
         <w:rPr>
           <w:rFonts w:ascii="Times New Roman" w:hAnsi="Times New Roman" w:cs="Times New Roman"/>
@@ -1072,7 +1189,127 @@
           <w:szCs w:val="26"/>
         </w:rPr>
         <w:lastRenderedPageBreak/>
-        <w:t>5.1. На день подписания настоящего контракта Работнику устанавливается тарифный оклад в размере {{</w:t>
+        <w:t>5.5. Заработная плата выплачивается регулярно два раза в месяц путем перечисления денежных средств на текущий (расчетный) банковский счет Работника в следующие сроки:</w:t>
+      </w:r>
+    </w:p>
+    <w:p>
+      <w:pPr>
+        <w:spacing w:after="0"/>
+        <w:jc w:val="both"/>
+        <w:rPr>
+          <w:rFonts w:ascii="Times New Roman" w:hAnsi="Times New Roman" w:cs="Times New Roman"/>
+          <w:sz w:val="26"/>
+          <w:szCs w:val="26"/>
+        </w:rPr>
+      </w:pPr>
+      <w:r>
+        <w:rPr>
+          <w:rFonts w:ascii="Times New Roman" w:hAnsi="Times New Roman" w:cs="Times New Roman"/>
+          <w:sz w:val="26"/>
+          <w:szCs w:val="26"/>
+        </w:rPr>
+        <w:t>- 30-го числа текущего месяца — первая часть заработной платы;</w:t>
+      </w:r>
+    </w:p>
+    <w:p>
+      <w:pPr>
+        <w:spacing w:after="0"/>
+        <w:jc w:val="both"/>
+        <w:rPr>
+          <w:rFonts w:ascii="Times New Roman" w:hAnsi="Times New Roman" w:cs="Times New Roman"/>
+          <w:sz w:val="26"/>
+          <w:szCs w:val="26"/>
+        </w:rPr>
+      </w:pPr>
+      <w:r>
+        <w:rPr>
+          <w:rFonts w:ascii="Times New Roman" w:hAnsi="Times New Roman" w:cs="Times New Roman"/>
+          <w:sz w:val="26"/>
+          <w:szCs w:val="26"/>
+        </w:rPr>
+        <w:t xml:space="preserve">- 15-го числа месяца, следующего за </w:t>
+      </w:r>
+      <w:proofErr w:type="gramStart"/>
+      <w:r>
+        <w:rPr>
+          <w:rFonts w:ascii="Times New Roman" w:hAnsi="Times New Roman" w:cs="Times New Roman"/>
+          <w:sz w:val="26"/>
+          <w:szCs w:val="26"/>
+        </w:rPr>
+        <w:t>расчетным</w:t>
+      </w:r>
+      <w:proofErr w:type="gramEnd"/>
+      <w:r>
+        <w:rPr>
+          <w:rFonts w:ascii="Times New Roman" w:hAnsi="Times New Roman" w:cs="Times New Roman"/>
+          <w:sz w:val="26"/>
+          <w:szCs w:val="26"/>
+        </w:rPr>
+        <w:t>, — вторая часть заработной платы.</w:t>
+      </w:r>
+    </w:p>
+    <w:p>
+      <w:pPr>
+        <w:jc w:val="both"/>
+        <w:rPr>
+          <w:rFonts w:ascii="Times New Roman" w:hAnsi="Times New Roman" w:cs="Times New Roman"/>
+          <w:sz w:val="26"/>
+          <w:szCs w:val="26"/>
+        </w:rPr>
+      </w:pPr>
+    </w:p>
+    <w:p>
+      <w:pPr>
+        <w:jc w:val="both"/>
+        <w:rPr>
+          <w:rFonts w:ascii="Times New Roman" w:hAnsi="Times New Roman" w:cs="Times New Roman"/>
+          <w:sz w:val="26"/>
+          <w:szCs w:val="26"/>
+        </w:rPr>
+      </w:pPr>
+      <w:r>
+        <w:rPr>
+          <w:rFonts w:ascii="Times New Roman" w:hAnsi="Times New Roman" w:cs="Times New Roman"/>
+          <w:sz w:val="26"/>
+          <w:szCs w:val="26"/>
+        </w:rPr>
+        <w:t>6. ОТВЕТСТВЕННОСТЬ СТОРОН</w:t>
+      </w:r>
+    </w:p>
+    <w:p>
+      <w:pPr>
+        <w:jc w:val="both"/>
+        <w:rPr>
+          <w:rFonts w:ascii="Times New Roman" w:hAnsi="Times New Roman" w:cs="Times New Roman"/>
+          <w:sz w:val="26"/>
+          <w:szCs w:val="26"/>
+        </w:rPr>
+      </w:pPr>
+      <w:r>
+        <w:rPr>
+          <w:rFonts w:ascii="Times New Roman" w:hAnsi="Times New Roman" w:cs="Times New Roman"/>
+          <w:sz w:val="26"/>
+          <w:szCs w:val="26"/>
+        </w:rPr>
+        <w:t>6.1. За неисполнение или ненадлежащее исполнение своих обязанностей Стороны несут дисциплинарную, материальную и иную ответственность в соответствии с Трудовым кодексом Республики Беларусь.</w:t>
+      </w:r>
+    </w:p>
+    <w:p>
+      <w:pPr>
+        <w:jc w:val="both"/>
+        <w:rPr>
+          <w:rFonts w:ascii="Times New Roman" w:hAnsi="Times New Roman" w:cs="Times New Roman"/>
+          <w:sz w:val="26"/>
+          <w:szCs w:val="26"/>
+        </w:rPr>
+      </w:pPr>
+      <w:r>
+        <w:rPr>
+          <w:rFonts w:ascii="Times New Roman" w:hAnsi="Times New Roman" w:cs="Times New Roman"/>
+          <w:sz w:val="26"/>
+          <w:szCs w:val="26"/>
+        </w:rPr>
+        <w:t>{{</w:t>
       </w:r>
       <w:proofErr w:type="spellStart"/>
       <w:r>
@@ -1081,7 +1318,7 @@
           <w:sz w:val="26"/>
           <w:szCs w:val="26"/>
         </w:rPr>
-        <w:t>oklad</w:t>
+        <w:t>blok_mat_otvetstvennost</w:t>
       </w:r>
       <w:proofErr w:type="spellEnd"/>
       <w:r>
@@ -1090,115 +1327,92 @@
           <w:sz w:val="26"/>
           <w:szCs w:val="26"/>
         </w:rPr>
-        <w:t>}} белорусских рублей в месяц.</w:t>
-      </w:r>
-    </w:p>
-    <w:p>
-      <w:pPr>
-        <w:jc w:val="both"/>
-        <w:rPr>
-          <w:rFonts w:ascii="Times New Roman" w:hAnsi="Times New Roman" w:cs="Times New Roman"/>
-          <w:sz w:val="26"/>
-          <w:szCs w:val="26"/>
-        </w:rPr>
-      </w:pPr>
-      <w:r>
-        <w:rPr>
-          <w:rFonts w:ascii="Times New Roman" w:hAnsi="Times New Roman" w:cs="Times New Roman"/>
-          <w:sz w:val="26"/>
-          <w:szCs w:val="26"/>
-        </w:rPr>
-        <w:t>5.2. В соответствии со ст. 261-2 Трудового кодекса Республики Беларусь тарифный оклад, указанный в п. 5.1 настоящего контракта, повышается на 5%.</w:t>
-      </w:r>
-    </w:p>
-    <w:p>
-      <w:pPr>
-        <w:jc w:val="both"/>
-        <w:rPr>
-          <w:rFonts w:ascii="Times New Roman" w:hAnsi="Times New Roman" w:cs="Times New Roman"/>
-          <w:sz w:val="26"/>
-          <w:szCs w:val="26"/>
-        </w:rPr>
-      </w:pPr>
-      <w:r>
-        <w:rPr>
-          <w:rFonts w:ascii="Times New Roman" w:hAnsi="Times New Roman" w:cs="Times New Roman"/>
-          <w:sz w:val="26"/>
-          <w:szCs w:val="26"/>
-        </w:rPr>
-        <w:t>5.3. Премирование и выплата надбавок производятся в соответствии с Положением об оплате труда и премировании, действующим у Нанимателя.</w:t>
-      </w:r>
-    </w:p>
-    <w:p>
-      <w:pPr>
-        <w:jc w:val="both"/>
-        <w:rPr>
-          <w:rFonts w:ascii="Times New Roman" w:hAnsi="Times New Roman" w:cs="Times New Roman"/>
-          <w:sz w:val="26"/>
-          <w:szCs w:val="26"/>
-        </w:rPr>
-      </w:pPr>
-      <w:r>
-        <w:rPr>
-          <w:rFonts w:ascii="Times New Roman" w:hAnsi="Times New Roman" w:cs="Times New Roman"/>
-          <w:sz w:val="26"/>
-          <w:szCs w:val="26"/>
-        </w:rPr>
-        <w:t>5.4. Изменение размера и условий оплаты труда, установленных настоящим контрактом, производится по соглашению Сторон путем заключения письменного дополнительного соглашения, либо в порядке существенных изменений условий труда по инициативе Нанимателя в соответствии со статьей 32 Трудового кодекса Республики Беларусь.</w:t>
-      </w:r>
-    </w:p>
-    <w:p>
-      <w:pPr>
-        <w:jc w:val="both"/>
-        <w:rPr>
-          <w:rFonts w:ascii="Times New Roman" w:hAnsi="Times New Roman" w:cs="Times New Roman"/>
-          <w:sz w:val="26"/>
-          <w:szCs w:val="26"/>
-        </w:rPr>
-      </w:pPr>
-      <w:r>
-        <w:rPr>
-          <w:rFonts w:ascii="Times New Roman" w:hAnsi="Times New Roman" w:cs="Times New Roman"/>
-          <w:sz w:val="26"/>
-          <w:szCs w:val="26"/>
-        </w:rPr>
-        <w:t>5.5. Заработная плата выплачивается регулярно два раза в месяц путем перечисления денежных средств на текущий (расчетный) банковский счет Работника в следующие сроки:</w:t>
-      </w:r>
-    </w:p>
-    <w:p>
-      <w:pPr>
-        <w:jc w:val="both"/>
-        <w:rPr>
-          <w:rFonts w:ascii="Times New Roman" w:hAnsi="Times New Roman" w:cs="Times New Roman"/>
-          <w:sz w:val="26"/>
-          <w:szCs w:val="26"/>
-        </w:rPr>
-      </w:pPr>
-      <w:r>
-        <w:rPr>
-          <w:rFonts w:ascii="Times New Roman" w:hAnsi="Times New Roman" w:cs="Times New Roman"/>
-          <w:sz w:val="26"/>
-          <w:szCs w:val="26"/>
-        </w:rPr>
-        <w:t>- 30-го числа текущего месяца — первая часть заработной платы;</w:t>
-      </w:r>
-    </w:p>
-    <w:p>
-      <w:pPr>
-        <w:jc w:val="both"/>
-        <w:rPr>
-          <w:rFonts w:ascii="Times New Roman" w:hAnsi="Times New Roman" w:cs="Times New Roman"/>
-          <w:sz w:val="26"/>
-          <w:szCs w:val="26"/>
-        </w:rPr>
-      </w:pPr>
-      <w:r>
-        <w:rPr>
-          <w:rFonts w:ascii="Times New Roman" w:hAnsi="Times New Roman" w:cs="Times New Roman"/>
-          <w:sz w:val="26"/>
-          <w:szCs w:val="26"/>
-        </w:rPr>
-        <w:t xml:space="preserve">- 15-го числа месяца, следующего за </w:t>
+        <w:t>}}</w:t>
+      </w:r>
+    </w:p>
+    <w:p>
+      <w:pPr>
+        <w:jc w:val="both"/>
+        <w:rPr>
+          <w:rFonts w:ascii="Times New Roman" w:hAnsi="Times New Roman" w:cs="Times New Roman"/>
+          <w:sz w:val="26"/>
+          <w:szCs w:val="26"/>
+        </w:rPr>
+      </w:pPr>
+    </w:p>
+    <w:p>
+      <w:pPr>
+        <w:jc w:val="both"/>
+        <w:rPr>
+          <w:rFonts w:ascii="Times New Roman" w:hAnsi="Times New Roman" w:cs="Times New Roman"/>
+          <w:sz w:val="26"/>
+          <w:szCs w:val="26"/>
+        </w:rPr>
+      </w:pPr>
+      <w:r>
+        <w:rPr>
+          <w:rFonts w:ascii="Times New Roman" w:hAnsi="Times New Roman" w:cs="Times New Roman"/>
+          <w:sz w:val="26"/>
+          <w:szCs w:val="26"/>
+        </w:rPr>
+        <w:t>7. ИЗМЕНЕНИЕ, ПРОДЛЕНИЕ И ПРЕКРАЩЕНИЕ КОНТРАКТА</w:t>
+      </w:r>
+    </w:p>
+    <w:p>
+      <w:pPr>
+        <w:spacing w:after="0"/>
+        <w:jc w:val="both"/>
+        <w:rPr>
+          <w:rFonts w:ascii="Times New Roman" w:hAnsi="Times New Roman" w:cs="Times New Roman"/>
+          <w:sz w:val="26"/>
+          <w:szCs w:val="26"/>
+        </w:rPr>
+      </w:pPr>
+      <w:r>
+        <w:rPr>
+          <w:rFonts w:ascii="Times New Roman" w:hAnsi="Times New Roman" w:cs="Times New Roman"/>
+          <w:sz w:val="26"/>
+          <w:szCs w:val="26"/>
+        </w:rPr>
+        <w:t>7.1. Изменение условий настоящего контракта производится по соглашению сторон либо по основаниям, предусмотренным законодательством Республики Беларусь.</w:t>
+      </w:r>
+    </w:p>
+    <w:p>
+      <w:pPr>
+        <w:spacing w:after="0"/>
+        <w:jc w:val="both"/>
+        <w:rPr>
+          <w:rFonts w:ascii="Times New Roman" w:hAnsi="Times New Roman" w:cs="Times New Roman"/>
+          <w:sz w:val="26"/>
+          <w:szCs w:val="26"/>
+        </w:rPr>
+      </w:pPr>
+      <w:r>
+        <w:rPr>
+          <w:rFonts w:ascii="Times New Roman" w:hAnsi="Times New Roman" w:cs="Times New Roman"/>
+          <w:sz w:val="26"/>
+          <w:szCs w:val="26"/>
+        </w:rPr>
+        <w:t>7.2. Настоящий контракт может быть продлен по соглашению сторон на новый срок в соответствии с п. 1-1 ст. 261-1 Трудового кодекса Республики Беларусь. Продление контракта оформляется дополнительным соглашением, подписанным обеими Сторонами.</w:t>
+      </w:r>
+    </w:p>
+    <w:p>
+      <w:pPr>
+        <w:spacing w:after="0"/>
+        <w:jc w:val="both"/>
+        <w:rPr>
+          <w:rFonts w:ascii="Times New Roman" w:hAnsi="Times New Roman" w:cs="Times New Roman"/>
+          <w:sz w:val="26"/>
+          <w:szCs w:val="26"/>
+        </w:rPr>
+      </w:pPr>
+      <w:r>
+        <w:rPr>
+          <w:rFonts w:ascii="Times New Roman" w:hAnsi="Times New Roman" w:cs="Times New Roman"/>
+          <w:sz w:val="26"/>
+          <w:szCs w:val="26"/>
+        </w:rPr>
+        <w:t xml:space="preserve">7.3. Наниматель обязан письменно предупредить Работника о решении продолжить или прекратить трудовые отношения не </w:t>
       </w:r>
       <w:proofErr w:type="gramStart"/>
       <w:r>
@@ -1207,7 +1421,7 @@
           <w:sz w:val="26"/>
           <w:szCs w:val="26"/>
         </w:rPr>
-        <w:t>расчетным</w:t>
+        <w:t>позднее</w:t>
       </w:r>
       <w:proofErr w:type="gramEnd"/>
       <w:r>
@@ -1216,71 +1430,90 @@
           <w:sz w:val="26"/>
           <w:szCs w:val="26"/>
         </w:rPr>
-        <w:t>, — вторая часть заработной платы.</w:t>
-      </w:r>
-    </w:p>
-    <w:p>
-      <w:pPr>
-        <w:jc w:val="both"/>
-        <w:rPr>
-          <w:rFonts w:ascii="Times New Roman" w:hAnsi="Times New Roman" w:cs="Times New Roman"/>
-          <w:sz w:val="26"/>
-          <w:szCs w:val="26"/>
-        </w:rPr>
-      </w:pPr>
-    </w:p>
-    <w:p>
-      <w:pPr>
-        <w:jc w:val="both"/>
-        <w:rPr>
-          <w:rFonts w:ascii="Times New Roman" w:hAnsi="Times New Roman" w:cs="Times New Roman"/>
-          <w:sz w:val="26"/>
-          <w:szCs w:val="26"/>
-        </w:rPr>
-      </w:pPr>
-      <w:r>
-        <w:rPr>
-          <w:rFonts w:ascii="Times New Roman" w:hAnsi="Times New Roman" w:cs="Times New Roman"/>
-          <w:sz w:val="26"/>
-          <w:szCs w:val="26"/>
-        </w:rPr>
-        <w:t>6. ОТВЕТСТВЕННОСТЬ СТОРОН</w:t>
-      </w:r>
-    </w:p>
-    <w:p>
-      <w:pPr>
-        <w:jc w:val="both"/>
-        <w:rPr>
-          <w:rFonts w:ascii="Times New Roman" w:hAnsi="Times New Roman" w:cs="Times New Roman"/>
-          <w:sz w:val="26"/>
-          <w:szCs w:val="26"/>
-        </w:rPr>
-      </w:pPr>
-      <w:r>
-        <w:rPr>
-          <w:rFonts w:ascii="Times New Roman" w:hAnsi="Times New Roman" w:cs="Times New Roman"/>
-          <w:sz w:val="26"/>
-          <w:szCs w:val="26"/>
-        </w:rPr>
-        <w:t>6.1. За неисполнение или ненадлежащее исполнение своих обязанностей Стороны несут дисциплинарную, материальную и иную ответственность в соответствии с Трудовым кодексом Республики Беларусь.</w:t>
-      </w:r>
-    </w:p>
-    <w:p>
-      <w:pPr>
-        <w:jc w:val="both"/>
-        <w:rPr>
-          <w:rFonts w:ascii="Times New Roman" w:hAnsi="Times New Roman" w:cs="Times New Roman"/>
-          <w:sz w:val="26"/>
-          <w:szCs w:val="26"/>
-        </w:rPr>
-      </w:pPr>
-      <w:r>
-        <w:rPr>
-          <w:rFonts w:ascii="Times New Roman" w:hAnsi="Times New Roman" w:cs="Times New Roman"/>
-          <w:sz w:val="26"/>
-          <w:szCs w:val="26"/>
-        </w:rPr>
-        <w:t>{{</w:t>
+        <w:t xml:space="preserve"> чем за один месяц до истечения срока контракта. Работник обязан письменно уведомить Нанимателя о своем решении не </w:t>
+      </w:r>
+      <w:proofErr w:type="gramStart"/>
+      <w:r>
+        <w:rPr>
+          <w:rFonts w:ascii="Times New Roman" w:hAnsi="Times New Roman" w:cs="Times New Roman"/>
+          <w:sz w:val="26"/>
+          <w:szCs w:val="26"/>
+        </w:rPr>
+        <w:t>позднее</w:t>
+      </w:r>
+      <w:proofErr w:type="gramEnd"/>
+      <w:r>
+        <w:rPr>
+          <w:rFonts w:ascii="Times New Roman" w:hAnsi="Times New Roman" w:cs="Times New Roman"/>
+          <w:sz w:val="26"/>
+          <w:szCs w:val="26"/>
+        </w:rPr>
+        <w:t xml:space="preserve"> чем за две недели до истечения срока контракта.</w:t>
+      </w:r>
+    </w:p>
+    <w:p>
+      <w:pPr>
+        <w:spacing w:after="0"/>
+        <w:jc w:val="both"/>
+        <w:rPr>
+          <w:rFonts w:ascii="Times New Roman" w:hAnsi="Times New Roman" w:cs="Times New Roman"/>
+          <w:sz w:val="26"/>
+          <w:szCs w:val="26"/>
+        </w:rPr>
+      </w:pPr>
+      <w:r>
+        <w:rPr>
+          <w:rFonts w:ascii="Times New Roman" w:hAnsi="Times New Roman" w:cs="Times New Roman"/>
+          <w:sz w:val="26"/>
+          <w:szCs w:val="26"/>
+        </w:rPr>
+        <w:t>7.4. Контракт может быть прекращен в связи с истечением срока его действия (п. 2 ст. 35 ТК РБ) либо по иным основаниям, предусмотренным Трудовым кодексом Республики Беларусь.</w:t>
+      </w:r>
+    </w:p>
+    <w:p>
+      <w:pPr>
+        <w:jc w:val="both"/>
+        <w:rPr>
+          <w:rFonts w:ascii="Times New Roman" w:hAnsi="Times New Roman" w:cs="Times New Roman"/>
+          <w:sz w:val="26"/>
+          <w:szCs w:val="26"/>
+        </w:rPr>
+      </w:pPr>
+    </w:p>
+    <w:p>
+      <w:pPr>
+        <w:jc w:val="both"/>
+        <w:rPr>
+          <w:rFonts w:ascii="Times New Roman" w:hAnsi="Times New Roman" w:cs="Times New Roman"/>
+          <w:sz w:val="26"/>
+          <w:szCs w:val="26"/>
+        </w:rPr>
+      </w:pPr>
+      <w:r>
+        <w:rPr>
+          <w:rFonts w:ascii="Times New Roman" w:hAnsi="Times New Roman" w:cs="Times New Roman"/>
+          <w:sz w:val="26"/>
+          <w:szCs w:val="26"/>
+        </w:rPr>
+        <w:t>8. РАЗРЕШЕНИЕ СПОРОВ</w:t>
+      </w:r>
+    </w:p>
+    <w:p>
+      <w:pPr>
+        <w:jc w:val="both"/>
+        <w:rPr>
+          <w:rFonts w:ascii="Times New Roman" w:hAnsi="Times New Roman" w:cs="Times New Roman"/>
+          <w:sz w:val="26"/>
+          <w:szCs w:val="26"/>
+        </w:rPr>
+      </w:pPr>
+      <w:r>
+        <w:rPr>
+          <w:rFonts w:ascii="Times New Roman" w:hAnsi="Times New Roman" w:cs="Times New Roman"/>
+          <w:sz w:val="26"/>
+          <w:szCs w:val="26"/>
+        </w:rPr>
+        <w:t xml:space="preserve">8.1. Все споры и разногласия, возникающие между Сторонами, разрешаются путем переговоров. При </w:t>
       </w:r>
       <w:proofErr w:type="spellStart"/>
       <w:r>
@@ -1289,7 +1522,7 @@
           <w:sz w:val="26"/>
           <w:szCs w:val="26"/>
         </w:rPr>
-        <w:t>blok_mat_otvetstvennost</w:t>
+        <w:t>недостижении</w:t>
       </w:r>
       <w:proofErr w:type="spellEnd"/>
       <w:r>
@@ -1298,129 +1531,40 @@
           <w:sz w:val="26"/>
           <w:szCs w:val="26"/>
         </w:rPr>
-        <w:t>}}</w:t>
-      </w:r>
-    </w:p>
-    <w:p>
-      <w:pPr>
-        <w:jc w:val="both"/>
-        <w:rPr>
-          <w:rFonts w:ascii="Times New Roman" w:hAnsi="Times New Roman" w:cs="Times New Roman"/>
-          <w:sz w:val="26"/>
-          <w:szCs w:val="26"/>
-        </w:rPr>
-      </w:pPr>
-    </w:p>
-    <w:p>
-      <w:pPr>
-        <w:jc w:val="both"/>
-        <w:rPr>
-          <w:rFonts w:ascii="Times New Roman" w:hAnsi="Times New Roman" w:cs="Times New Roman"/>
-          <w:sz w:val="26"/>
-          <w:szCs w:val="26"/>
-        </w:rPr>
-      </w:pPr>
-      <w:r>
-        <w:rPr>
-          <w:rFonts w:ascii="Times New Roman" w:hAnsi="Times New Roman" w:cs="Times New Roman"/>
-          <w:sz w:val="26"/>
-          <w:szCs w:val="26"/>
-        </w:rPr>
-        <w:t>7. ИЗМЕНЕНИЕ, ПРОДЛЕНИЕ И ПРЕКРАЩЕНИЕ КОНТРАКТА</w:t>
-      </w:r>
-    </w:p>
-    <w:p>
-      <w:pPr>
-        <w:jc w:val="both"/>
-        <w:rPr>
-          <w:rFonts w:ascii="Times New Roman" w:hAnsi="Times New Roman" w:cs="Times New Roman"/>
-          <w:sz w:val="26"/>
-          <w:szCs w:val="26"/>
-        </w:rPr>
-      </w:pPr>
-      <w:r>
-        <w:rPr>
-          <w:rFonts w:ascii="Times New Roman" w:hAnsi="Times New Roman" w:cs="Times New Roman"/>
-          <w:sz w:val="26"/>
-          <w:szCs w:val="26"/>
-        </w:rPr>
-        <w:t>7.1. Изменение условий настоящего контракта производится по соглашению сторон либо по основаниям, предусмотренным законодательством Республики Беларусь.</w:t>
-      </w:r>
-    </w:p>
-    <w:p>
-      <w:pPr>
-        <w:jc w:val="both"/>
-        <w:rPr>
-          <w:rFonts w:ascii="Times New Roman" w:hAnsi="Times New Roman" w:cs="Times New Roman"/>
-          <w:sz w:val="26"/>
-          <w:szCs w:val="26"/>
-        </w:rPr>
-      </w:pPr>
-      <w:r>
-        <w:rPr>
-          <w:rFonts w:ascii="Times New Roman" w:hAnsi="Times New Roman" w:cs="Times New Roman"/>
-          <w:sz w:val="26"/>
-          <w:szCs w:val="26"/>
-        </w:rPr>
-        <w:t>7.2. Настоящий контракт может быть продлен по соглашению сторон на новый срок в соответствии с п. 1-1 ст. 261-1 Трудового кодекса Республики Беларусь. Продление контракта оформляется дополнительным соглашением, подписанным обеими Сторонами.</w:t>
-      </w:r>
-    </w:p>
-    <w:p>
-      <w:pPr>
-        <w:jc w:val="both"/>
-        <w:rPr>
-          <w:rFonts w:ascii="Times New Roman" w:hAnsi="Times New Roman" w:cs="Times New Roman"/>
-          <w:sz w:val="26"/>
-          <w:szCs w:val="26"/>
-        </w:rPr>
-      </w:pPr>
-      <w:r>
-        <w:rPr>
-          <w:rFonts w:ascii="Times New Roman" w:hAnsi="Times New Roman" w:cs="Times New Roman"/>
-          <w:sz w:val="26"/>
-          <w:szCs w:val="26"/>
-        </w:rPr>
-        <w:t xml:space="preserve">7.3. Наниматель обязан письменно предупредить Работника о решении продолжить или прекратить трудовые отношения не </w:t>
-      </w:r>
-      <w:proofErr w:type="gramStart"/>
-      <w:r>
-        <w:rPr>
-          <w:rFonts w:ascii="Times New Roman" w:hAnsi="Times New Roman" w:cs="Times New Roman"/>
-          <w:sz w:val="26"/>
-          <w:szCs w:val="26"/>
-        </w:rPr>
-        <w:t>позднее</w:t>
-      </w:r>
-      <w:proofErr w:type="gramEnd"/>
-      <w:r>
-        <w:rPr>
-          <w:rFonts w:ascii="Times New Roman" w:hAnsi="Times New Roman" w:cs="Times New Roman"/>
-          <w:sz w:val="26"/>
-          <w:szCs w:val="26"/>
-        </w:rPr>
-        <w:t xml:space="preserve"> чем за один месяц до истечения срока контракта. Работник обязан письменно уведомить Нанимателя о своем решении не </w:t>
-      </w:r>
-      <w:proofErr w:type="gramStart"/>
-      <w:r>
-        <w:rPr>
-          <w:rFonts w:ascii="Times New Roman" w:hAnsi="Times New Roman" w:cs="Times New Roman"/>
-          <w:sz w:val="26"/>
-          <w:szCs w:val="26"/>
-        </w:rPr>
-        <w:t>позднее</w:t>
-      </w:r>
-      <w:proofErr w:type="gramEnd"/>
-      <w:r>
-        <w:rPr>
-          <w:rFonts w:ascii="Times New Roman" w:hAnsi="Times New Roman" w:cs="Times New Roman"/>
-          <w:sz w:val="26"/>
-          <w:szCs w:val="26"/>
-        </w:rPr>
-        <w:t xml:space="preserve"> чем за две недели до истечения срока контракта.</w:t>
-      </w:r>
-    </w:p>
-    <w:p>
-      <w:pPr>
+        <w:t xml:space="preserve"> согласия спор передается на рассмотрение суда в порядке, установленном законодательством Республики Беларусь.</w:t>
+      </w:r>
+    </w:p>
+    <w:p>
+      <w:pPr>
+        <w:jc w:val="both"/>
+        <w:rPr>
+          <w:rFonts w:ascii="Times New Roman" w:hAnsi="Times New Roman" w:cs="Times New Roman"/>
+          <w:sz w:val="26"/>
+          <w:szCs w:val="26"/>
+        </w:rPr>
+      </w:pPr>
+    </w:p>
+    <w:p>
+      <w:pPr>
+        <w:jc w:val="both"/>
+        <w:rPr>
+          <w:rFonts w:ascii="Times New Roman" w:hAnsi="Times New Roman" w:cs="Times New Roman"/>
+          <w:sz w:val="26"/>
+          <w:szCs w:val="26"/>
+        </w:rPr>
+      </w:pPr>
+      <w:r>
+        <w:rPr>
+          <w:rFonts w:ascii="Times New Roman" w:hAnsi="Times New Roman" w:cs="Times New Roman"/>
+          <w:sz w:val="26"/>
+          <w:szCs w:val="26"/>
+        </w:rPr>
+        <w:t>9. ЗАКЛЮЧИТЕЛЬНЫЕ ПОЛОЖЕНИЯ</w:t>
+      </w:r>
+    </w:p>
+    <w:p>
+      <w:pPr>
+        <w:spacing w:after="0"/>
         <w:jc w:val="both"/>
         <w:rPr>
           <w:rFonts w:ascii="Times New Roman" w:hAnsi="Times New Roman" w:cs="Times New Roman"/>
@@ -1435,121 +1579,12 @@
           <w:szCs w:val="26"/>
         </w:rPr>
         <w:lastRenderedPageBreak/>
-        <w:t>7.4. Контракт может быть прекращен в связи с истечением срока его действия (п. 2 ст. 35 ТК РБ) либо по иным основаниям, предусмотренным Трудовым кодексом Республики Беларусь.</w:t>
-      </w:r>
-    </w:p>
-    <w:p>
-      <w:pPr>
-        <w:jc w:val="both"/>
-        <w:rPr>
-          <w:rFonts w:ascii="Times New Roman" w:hAnsi="Times New Roman" w:cs="Times New Roman"/>
-          <w:sz w:val="26"/>
-          <w:szCs w:val="26"/>
-        </w:rPr>
-      </w:pPr>
-    </w:p>
-    <w:p>
-      <w:pPr>
-        <w:jc w:val="both"/>
-        <w:rPr>
-          <w:rFonts w:ascii="Times New Roman" w:hAnsi="Times New Roman" w:cs="Times New Roman"/>
-          <w:sz w:val="26"/>
-          <w:szCs w:val="26"/>
-        </w:rPr>
-      </w:pPr>
-      <w:r>
-        <w:rPr>
-          <w:rFonts w:ascii="Times New Roman" w:hAnsi="Times New Roman" w:cs="Times New Roman"/>
-          <w:sz w:val="26"/>
-          <w:szCs w:val="26"/>
-        </w:rPr>
-        <w:t>8. РАЗРЕШЕНИЕ СПОРОВ</w:t>
-      </w:r>
-    </w:p>
-    <w:p>
-      <w:pPr>
-        <w:jc w:val="both"/>
-        <w:rPr>
-          <w:rFonts w:ascii="Times New Roman" w:hAnsi="Times New Roman" w:cs="Times New Roman"/>
-          <w:sz w:val="26"/>
-          <w:szCs w:val="26"/>
-        </w:rPr>
-      </w:pPr>
-      <w:r>
-        <w:rPr>
-          <w:rFonts w:ascii="Times New Roman" w:hAnsi="Times New Roman" w:cs="Times New Roman"/>
-          <w:sz w:val="26"/>
-          <w:szCs w:val="26"/>
-        </w:rPr>
-        <w:t xml:space="preserve">8.1. Все споры и разногласия, возникающие между Сторонами, разрешаются путем переговоров. При </w:t>
-      </w:r>
-      <w:proofErr w:type="spellStart"/>
-      <w:r>
-        <w:rPr>
-          <w:rFonts w:ascii="Times New Roman" w:hAnsi="Times New Roman" w:cs="Times New Roman"/>
-          <w:sz w:val="26"/>
-          <w:szCs w:val="26"/>
-        </w:rPr>
-        <w:t>недостижении</w:t>
-      </w:r>
-      <w:proofErr w:type="spellEnd"/>
-      <w:r>
-        <w:rPr>
-          <w:rFonts w:ascii="Times New Roman" w:hAnsi="Times New Roman" w:cs="Times New Roman"/>
-          <w:sz w:val="26"/>
-          <w:szCs w:val="26"/>
-        </w:rPr>
-        <w:t xml:space="preserve"> согласия спор передается на рассмотрение суда в порядке, установленном законодательством Республики Беларусь.</w:t>
-      </w:r>
-    </w:p>
-    <w:p>
-      <w:pPr>
-        <w:jc w:val="both"/>
-        <w:rPr>
-          <w:rFonts w:ascii="Times New Roman" w:hAnsi="Times New Roman" w:cs="Times New Roman"/>
-          <w:sz w:val="26"/>
-          <w:szCs w:val="26"/>
-        </w:rPr>
-      </w:pPr>
-    </w:p>
-    <w:p>
-      <w:pPr>
-        <w:jc w:val="both"/>
-        <w:rPr>
-          <w:rFonts w:ascii="Times New Roman" w:hAnsi="Times New Roman" w:cs="Times New Roman"/>
-          <w:sz w:val="26"/>
-          <w:szCs w:val="26"/>
-        </w:rPr>
-      </w:pPr>
-      <w:r>
-        <w:rPr>
-          <w:rFonts w:ascii="Times New Roman" w:hAnsi="Times New Roman" w:cs="Times New Roman"/>
-          <w:sz w:val="26"/>
-          <w:szCs w:val="26"/>
-        </w:rPr>
-        <w:t>9. ЗАКЛЮЧИТЕЛЬНЫЕ ПОЛОЖЕНИЯ</w:t>
-      </w:r>
-    </w:p>
-    <w:p>
-      <w:pPr>
-        <w:jc w:val="both"/>
-        <w:rPr>
-          <w:rFonts w:ascii="Times New Roman" w:hAnsi="Times New Roman" w:cs="Times New Roman"/>
-          <w:sz w:val="26"/>
-          <w:szCs w:val="26"/>
-        </w:rPr>
-      </w:pPr>
-      <w:r>
-        <w:rPr>
-          <w:rFonts w:ascii="Times New Roman" w:hAnsi="Times New Roman" w:cs="Times New Roman"/>
-          <w:sz w:val="26"/>
-          <w:szCs w:val="26"/>
-        </w:rPr>
         <w:t>9.1. Настоящий контракт составлен в двух экземплярах на русском языке, имеющих одинаковую юридическую силу: один экземпляр хранится у Нанимателя, второй — у Работника.</w:t>
       </w:r>
     </w:p>
     <w:p>
       <w:pPr>
+        <w:spacing w:after="0"/>
         <w:jc w:val="both"/>
         <w:rPr>
           <w:rFonts w:ascii="Times New Roman" w:hAnsi="Times New Roman" w:cs="Times New Roman"/>
@@ -1982,7 +2017,17 @@
                 <w:sz w:val="26"/>
                 <w:szCs w:val="26"/>
               </w:rPr>
-              <w:t xml:space="preserve">, д. 4, ком. 24   </w:t>
+              <w:t>, д. 4, ком. 63</w:t>
+            </w:r>
+            <w:bookmarkStart w:id="0" w:name="_GoBack"/>
+            <w:bookmarkEnd w:id="0"/>
+            <w:r>
+              <w:rPr>
+                <w:rFonts w:ascii="Times New Roman" w:hAnsi="Times New Roman" w:cs="Times New Roman"/>
+                <w:sz w:val="26"/>
+                <w:szCs w:val="26"/>
+              </w:rPr>
+              <w:t xml:space="preserve">   </w:t>
             </w:r>
           </w:p>
         </w:tc>
@@ -2375,7 +2420,6 @@
         </w:rPr>
         <w:t>}}        «___» _________ 202_ г.</w:t>
       </w:r>
-      <w:bookmarkEnd w:id="0"/>
     </w:p>
     <w:sectPr>
       <w:pgSz w:w="11906" w:h="16838"/>
@@ -3752,7 +3796,7 @@
   <a:extraClrSchemeLst/>
   <a:extLst>
     <a:ext uri="{05A4C25C-085E-4340-85A3-A5531E510DB2}">
-      <thm15:themeFamily xmlns:thm15="http://schemas.microsoft.com/office/thememl/2012/main" xmlns="" name="Office Theme" id="{62F939B6-93AF-4DB8-9C6B-D6C7DFDC589F}" vid="{4A3C46E8-61CC-4603-A589-7422A47A8E4A}"/>
+      <thm15:themeFamily xmlns="" xmlns:thm15="http://schemas.microsoft.com/office/thememl/2012/main" name="Office Theme" id="{62F939B6-93AF-4DB8-9C6B-D6C7DFDC589F}" vid="{4A3C46E8-61CC-4603-A589-7422A47A8E4A}"/>
     </a:ext>
   </a:extLst>
 </a:theme>
